--- a/RD_Template.docx
+++ b/RD_Template.docx
@@ -252,7 +252,7 @@
           <w:sz w:val="28"/>
           <w:bdr w:val="none" w:sz="0" w:space="0" w:color="auto" w:frame="1"/>
         </w:rPr>
-        <w:t>Isabella C</w:t>
+        <w:t>Joshua K</w:t>
       </w:r>
     </w:p>
     <w:p>
@@ -365,7 +365,55 @@
           <w:szCs w:val="20"/>
           <w:bdr w:val="none" w:sz="0" w:space="0" w:color="auto" w:frame="1"/>
         </w:rPr>
-        <w:t xml:space="preserve"> Give a general overview of the system in 1-2 paragraphs (similar to the one in the project proposal). </w:t>
+        <w:t xml:space="preserve"> Give a general overview of the system in </w:t>
+      </w:r>
+      <w:proofErr w:type="gramStart"/>
+      <w:r>
+        <w:rPr>
+          <w:rFonts w:ascii="Arial" w:hAnsi="Arial" w:cs="Arial"/>
+          <w:i/>
+          <w:color w:val="000000"/>
+          <w:sz w:val="20"/>
+          <w:szCs w:val="20"/>
+          <w:bdr w:val="none" w:sz="0" w:space="0" w:color="auto" w:frame="1"/>
+        </w:rPr>
+        <w:t>1-2 paragraphs</w:t>
+      </w:r>
+      <w:proofErr w:type="gramEnd"/>
+      <w:r>
+        <w:rPr>
+          <w:rFonts w:ascii="Arial" w:hAnsi="Arial" w:cs="Arial"/>
+          <w:i/>
+          <w:color w:val="000000"/>
+          <w:sz w:val="20"/>
+          <w:szCs w:val="20"/>
+          <w:bdr w:val="none" w:sz="0" w:space="0" w:color="auto" w:frame="1"/>
+        </w:rPr>
+        <w:t xml:space="preserve"> (</w:t>
+      </w:r>
+      <w:proofErr w:type="gramStart"/>
+      <w:r>
+        <w:rPr>
+          <w:rFonts w:ascii="Arial" w:hAnsi="Arial" w:cs="Arial"/>
+          <w:i/>
+          <w:color w:val="000000"/>
+          <w:sz w:val="20"/>
+          <w:szCs w:val="20"/>
+          <w:bdr w:val="none" w:sz="0" w:space="0" w:color="auto" w:frame="1"/>
+        </w:rPr>
+        <w:t>similar to</w:t>
+      </w:r>
+      <w:proofErr w:type="gramEnd"/>
+      <w:r>
+        <w:rPr>
+          <w:rFonts w:ascii="Arial" w:hAnsi="Arial" w:cs="Arial"/>
+          <w:i/>
+          <w:color w:val="000000"/>
+          <w:sz w:val="20"/>
+          <w:szCs w:val="20"/>
+          <w:bdr w:val="none" w:sz="0" w:space="0" w:color="auto" w:frame="1"/>
+        </w:rPr>
+        <w:t xml:space="preserve"> the one in the project proposal). </w:t>
       </w:r>
     </w:p>
     <w:p>
@@ -468,7 +516,55 @@
           <w:szCs w:val="20"/>
           <w:bdr w:val="none" w:sz="0" w:space="0" w:color="auto" w:frame="1"/>
         </w:rPr>
-        <w:t xml:space="preserve">, etc. We included role-base accesses for clubs/classes/groups that want to create events, and a schedule assistant for group availability. </w:t>
+        <w:t>, etc. We included role-</w:t>
+      </w:r>
+      <w:proofErr w:type="gramStart"/>
+      <w:r>
+        <w:rPr>
+          <w:rFonts w:ascii="Arial" w:hAnsi="Arial" w:cs="Arial"/>
+          <w:iCs/>
+          <w:color w:val="000000"/>
+          <w:sz w:val="20"/>
+          <w:szCs w:val="20"/>
+          <w:bdr w:val="none" w:sz="0" w:space="0" w:color="auto" w:frame="1"/>
+        </w:rPr>
+        <w:t>base</w:t>
+      </w:r>
+      <w:proofErr w:type="gramEnd"/>
+      <w:r>
+        <w:rPr>
+          <w:rFonts w:ascii="Arial" w:hAnsi="Arial" w:cs="Arial"/>
+          <w:iCs/>
+          <w:color w:val="000000"/>
+          <w:sz w:val="20"/>
+          <w:szCs w:val="20"/>
+          <w:bdr w:val="none" w:sz="0" w:space="0" w:color="auto" w:frame="1"/>
+        </w:rPr>
+        <w:t xml:space="preserve"> </w:t>
+      </w:r>
+      <w:proofErr w:type="gramStart"/>
+      <w:r>
+        <w:rPr>
+          <w:rFonts w:ascii="Arial" w:hAnsi="Arial" w:cs="Arial"/>
+          <w:iCs/>
+          <w:color w:val="000000"/>
+          <w:sz w:val="20"/>
+          <w:szCs w:val="20"/>
+          <w:bdr w:val="none" w:sz="0" w:space="0" w:color="auto" w:frame="1"/>
+        </w:rPr>
+        <w:t>accesses</w:t>
+      </w:r>
+      <w:proofErr w:type="gramEnd"/>
+      <w:r>
+        <w:rPr>
+          <w:rFonts w:ascii="Arial" w:hAnsi="Arial" w:cs="Arial"/>
+          <w:iCs/>
+          <w:color w:val="000000"/>
+          <w:sz w:val="20"/>
+          <w:szCs w:val="20"/>
+          <w:bdr w:val="none" w:sz="0" w:space="0" w:color="auto" w:frame="1"/>
+        </w:rPr>
+        <w:t xml:space="preserve"> for clubs/classes/groups that want to create events, and a schedule assistant for group availability. </w:t>
       </w:r>
     </w:p>
     <w:p>
@@ -736,6 +832,79 @@
           <w:bdr w:val="none" w:sz="0" w:space="0" w:color="auto" w:frame="1"/>
         </w:rPr>
       </w:pPr>
+    </w:p>
+    <w:p>
+      <w:pPr>
+        <w:shd w:val="clear" w:color="auto" w:fill="FFFFFF"/>
+        <w:rPr>
+          <w:rFonts w:ascii="Arial" w:hAnsi="Arial" w:cs="Arial"/>
+          <w:i/>
+          <w:color w:val="000000"/>
+          <w:sz w:val="20"/>
+          <w:szCs w:val="20"/>
+          <w:bdr w:val="none" w:sz="0" w:space="0" w:color="auto" w:frame="1"/>
+        </w:rPr>
+      </w:pPr>
+      <w:r>
+        <w:rPr>
+          <w:rFonts w:ascii="Arial" w:hAnsi="Arial" w:cs="Arial"/>
+          <w:i/>
+          <w:color w:val="000000"/>
+          <w:sz w:val="20"/>
+          <w:szCs w:val="20"/>
+          <w:bdr w:val="none" w:sz="0" w:space="0" w:color="auto" w:frame="1"/>
+        </w:rPr>
+        <w:tab/>
+        <w:t xml:space="preserve">(Brighter shade </w:t>
+      </w:r>
+      <w:proofErr w:type="gramStart"/>
+      <w:r>
+        <w:rPr>
+          <w:rFonts w:ascii="Arial" w:hAnsi="Arial" w:cs="Arial"/>
+          <w:i/>
+          <w:color w:val="000000"/>
+          <w:sz w:val="20"/>
+          <w:szCs w:val="20"/>
+          <w:bdr w:val="none" w:sz="0" w:space="0" w:color="auto" w:frame="1"/>
+        </w:rPr>
+        <w:t>indicate</w:t>
+      </w:r>
+      <w:proofErr w:type="gramEnd"/>
+      <w:r>
+        <w:rPr>
+          <w:rFonts w:ascii="Arial" w:hAnsi="Arial" w:cs="Arial"/>
+          <w:i/>
+          <w:color w:val="000000"/>
+          <w:sz w:val="20"/>
+          <w:szCs w:val="20"/>
+          <w:bdr w:val="none" w:sz="0" w:space="0" w:color="auto" w:frame="1"/>
+        </w:rPr>
+        <w:t xml:space="preserve"> how far it has been completed, the brighter green means, either completed or </w:t>
+      </w:r>
+      <w:proofErr w:type="gramStart"/>
+      <w:r>
+        <w:rPr>
+          <w:rFonts w:ascii="Arial" w:hAnsi="Arial" w:cs="Arial"/>
+          <w:i/>
+          <w:color w:val="000000"/>
+          <w:sz w:val="20"/>
+          <w:szCs w:val="20"/>
+          <w:bdr w:val="none" w:sz="0" w:space="0" w:color="auto" w:frame="1"/>
+        </w:rPr>
+        <w:t>really close</w:t>
+      </w:r>
+      <w:proofErr w:type="gramEnd"/>
+      <w:r>
+        <w:rPr>
+          <w:rFonts w:ascii="Arial" w:hAnsi="Arial" w:cs="Arial"/>
+          <w:i/>
+          <w:color w:val="000000"/>
+          <w:sz w:val="20"/>
+          <w:szCs w:val="20"/>
+          <w:bdr w:val="none" w:sz="0" w:space="0" w:color="auto" w:frame="1"/>
+        </w:rPr>
+        <w:t xml:space="preserve"> and the darker color means have not started)</w:t>
+      </w:r>
     </w:p>
     <w:p>
       <w:pPr>
@@ -748,7 +917,7 @@
         <w:rPr>
           <w:rFonts w:ascii="Arial" w:hAnsi="Arial" w:cs="Arial"/>
           <w:iCs/>
-          <w:color w:val="000000"/>
+          <w:color w:val="00B050"/>
           <w:sz w:val="20"/>
           <w:szCs w:val="20"/>
           <w:bdr w:val="none" w:sz="0" w:space="0" w:color="auto" w:frame="1"/>
@@ -758,7 +927,7 @@
         <w:rPr>
           <w:rFonts w:ascii="Arial" w:hAnsi="Arial" w:cs="Arial"/>
           <w:iCs/>
-          <w:color w:val="000000"/>
+          <w:color w:val="00B050"/>
           <w:sz w:val="20"/>
           <w:szCs w:val="20"/>
           <w:bdr w:val="none" w:sz="0" w:space="0" w:color="auto" w:frame="1"/>
@@ -777,7 +946,7 @@
         <w:rPr>
           <w:rFonts w:ascii="Arial" w:hAnsi="Arial" w:cs="Arial"/>
           <w:iCs/>
-          <w:color w:val="000000"/>
+          <w:color w:val="00B050"/>
           <w:sz w:val="20"/>
           <w:szCs w:val="20"/>
           <w:bdr w:val="none" w:sz="0" w:space="0" w:color="auto" w:frame="1"/>
@@ -787,7 +956,7 @@
         <w:rPr>
           <w:rFonts w:ascii="Arial" w:hAnsi="Arial" w:cs="Arial"/>
           <w:iCs/>
-          <w:color w:val="000000"/>
+          <w:color w:val="00B050"/>
           <w:sz w:val="20"/>
           <w:szCs w:val="20"/>
           <w:bdr w:val="none" w:sz="0" w:space="0" w:color="auto" w:frame="1"/>
@@ -806,7 +975,7 @@
         <w:rPr>
           <w:rFonts w:ascii="Arial" w:hAnsi="Arial" w:cs="Arial"/>
           <w:iCs/>
-          <w:color w:val="000000"/>
+          <w:color w:val="92D050"/>
           <w:sz w:val="20"/>
           <w:szCs w:val="20"/>
           <w:bdr w:val="none" w:sz="0" w:space="0" w:color="auto" w:frame="1"/>
@@ -816,7 +985,7 @@
         <w:rPr>
           <w:rFonts w:ascii="Arial" w:hAnsi="Arial" w:cs="Arial"/>
           <w:iCs/>
-          <w:color w:val="000000"/>
+          <w:color w:val="92D050"/>
           <w:sz w:val="20"/>
           <w:szCs w:val="20"/>
           <w:bdr w:val="none" w:sz="0" w:space="0" w:color="auto" w:frame="1"/>
@@ -835,7 +1004,7 @@
         <w:rPr>
           <w:rFonts w:ascii="Arial" w:hAnsi="Arial" w:cs="Arial"/>
           <w:iCs/>
-          <w:color w:val="000000"/>
+          <w:color w:val="92D050"/>
           <w:sz w:val="20"/>
           <w:szCs w:val="20"/>
           <w:bdr w:val="none" w:sz="0" w:space="0" w:color="auto" w:frame="1"/>
@@ -845,7 +1014,7 @@
         <w:rPr>
           <w:rFonts w:ascii="Arial" w:hAnsi="Arial" w:cs="Arial"/>
           <w:iCs/>
-          <w:color w:val="000000"/>
+          <w:color w:val="92D050"/>
           <w:sz w:val="20"/>
           <w:szCs w:val="20"/>
           <w:bdr w:val="none" w:sz="0" w:space="0" w:color="auto" w:frame="1"/>
@@ -864,7 +1033,7 @@
         <w:rPr>
           <w:rFonts w:ascii="Arial" w:hAnsi="Arial" w:cs="Arial"/>
           <w:iCs/>
-          <w:color w:val="000000"/>
+          <w:color w:val="92D050"/>
           <w:sz w:val="20"/>
           <w:szCs w:val="20"/>
           <w:bdr w:val="none" w:sz="0" w:space="0" w:color="auto" w:frame="1"/>
@@ -874,7 +1043,7 @@
         <w:rPr>
           <w:rFonts w:ascii="Arial" w:hAnsi="Arial" w:cs="Arial"/>
           <w:iCs/>
-          <w:color w:val="000000"/>
+          <w:color w:val="92D050"/>
           <w:sz w:val="20"/>
           <w:szCs w:val="20"/>
           <w:bdr w:val="none" w:sz="0" w:space="0" w:color="auto" w:frame="1"/>
@@ -893,7 +1062,7 @@
         <w:rPr>
           <w:rFonts w:ascii="Arial" w:hAnsi="Arial" w:cs="Arial"/>
           <w:iCs/>
-          <w:color w:val="000000"/>
+          <w:color w:val="92D050"/>
           <w:sz w:val="20"/>
           <w:szCs w:val="20"/>
           <w:bdr w:val="none" w:sz="0" w:space="0" w:color="auto" w:frame="1"/>
@@ -903,7 +1072,7 @@
         <w:rPr>
           <w:rFonts w:ascii="Arial" w:hAnsi="Arial" w:cs="Arial"/>
           <w:iCs/>
-          <w:color w:val="000000"/>
+          <w:color w:val="92D050"/>
           <w:sz w:val="20"/>
           <w:szCs w:val="20"/>
           <w:bdr w:val="none" w:sz="0" w:space="0" w:color="auto" w:frame="1"/>
@@ -922,7 +1091,7 @@
         <w:rPr>
           <w:rFonts w:ascii="Arial" w:hAnsi="Arial" w:cs="Arial"/>
           <w:iCs/>
-          <w:color w:val="000000"/>
+          <w:color w:val="00B050"/>
           <w:sz w:val="20"/>
           <w:szCs w:val="20"/>
           <w:bdr w:val="none" w:sz="0" w:space="0" w:color="auto" w:frame="1"/>
@@ -932,12 +1101,47 @@
         <w:rPr>
           <w:rFonts w:ascii="Arial" w:hAnsi="Arial" w:cs="Arial"/>
           <w:iCs/>
-          <w:color w:val="000000"/>
+          <w:color w:val="00B050"/>
           <w:sz w:val="20"/>
           <w:szCs w:val="20"/>
           <w:bdr w:val="none" w:sz="0" w:space="0" w:color="auto" w:frame="1"/>
         </w:rPr>
         <w:t>Allow users to form informal meetups with friends by specifying who, what, where, and when</w:t>
+      </w:r>
+      <w:r>
+        <w:rPr>
+          <w:rFonts w:ascii="Arial" w:hAnsi="Arial" w:cs="Arial"/>
+          <w:iCs/>
+          <w:color w:val="00B050"/>
+          <w:sz w:val="20"/>
+          <w:szCs w:val="20"/>
+          <w:bdr w:val="none" w:sz="0" w:space="0" w:color="auto" w:frame="1"/>
+        </w:rPr>
+        <w:t xml:space="preserve">. Also, allowing them to choose </w:t>
+      </w:r>
+      <w:proofErr w:type="gramStart"/>
+      <w:r>
+        <w:rPr>
+          <w:rFonts w:ascii="Arial" w:hAnsi="Arial" w:cs="Arial"/>
+          <w:iCs/>
+          <w:color w:val="00B050"/>
+          <w:sz w:val="20"/>
+          <w:szCs w:val="20"/>
+          <w:bdr w:val="none" w:sz="0" w:space="0" w:color="auto" w:frame="1"/>
+        </w:rPr>
+        <w:t>to friend</w:t>
+      </w:r>
+      <w:proofErr w:type="gramEnd"/>
+      <w:r>
+        <w:rPr>
+          <w:rFonts w:ascii="Arial" w:hAnsi="Arial" w:cs="Arial"/>
+          <w:iCs/>
+          <w:color w:val="00B050"/>
+          <w:sz w:val="20"/>
+          <w:szCs w:val="20"/>
+          <w:bdr w:val="none" w:sz="0" w:space="0" w:color="auto" w:frame="1"/>
+        </w:rPr>
+        <w:t xml:space="preserve"> and what friend group to join.</w:t>
       </w:r>
     </w:p>
     <w:p>
@@ -951,7 +1155,7 @@
         <w:rPr>
           <w:rFonts w:ascii="Arial" w:hAnsi="Arial" w:cs="Arial"/>
           <w:iCs/>
-          <w:color w:val="000000"/>
+          <w:color w:val="00B050"/>
           <w:sz w:val="20"/>
           <w:szCs w:val="20"/>
           <w:bdr w:val="none" w:sz="0" w:space="0" w:color="auto" w:frame="1"/>
@@ -961,7 +1165,7 @@
         <w:rPr>
           <w:rFonts w:ascii="Arial" w:hAnsi="Arial" w:cs="Arial"/>
           <w:iCs/>
-          <w:color w:val="000000"/>
+          <w:color w:val="00B050"/>
           <w:sz w:val="20"/>
           <w:szCs w:val="20"/>
           <w:bdr w:val="none" w:sz="0" w:space="0" w:color="auto" w:frame="1"/>
@@ -980,7 +1184,7 @@
         <w:rPr>
           <w:rFonts w:ascii="Arial" w:hAnsi="Arial" w:cs="Arial"/>
           <w:iCs/>
-          <w:color w:val="000000"/>
+          <w:color w:val="00B050"/>
           <w:sz w:val="20"/>
           <w:szCs w:val="20"/>
           <w:bdr w:val="none" w:sz="0" w:space="0" w:color="auto" w:frame="1"/>
@@ -990,7 +1194,7 @@
         <w:rPr>
           <w:rFonts w:ascii="Arial" w:hAnsi="Arial" w:cs="Arial"/>
           <w:iCs/>
-          <w:color w:val="000000"/>
+          <w:color w:val="00B050"/>
           <w:sz w:val="20"/>
           <w:szCs w:val="20"/>
           <w:bdr w:val="none" w:sz="0" w:space="0" w:color="auto" w:frame="1"/>
@@ -1009,7 +1213,7 @@
         <w:rPr>
           <w:rFonts w:ascii="Arial" w:hAnsi="Arial" w:cs="Arial"/>
           <w:iCs/>
-          <w:color w:val="000000"/>
+          <w:color w:val="00B050"/>
           <w:sz w:val="20"/>
           <w:szCs w:val="20"/>
           <w:bdr w:val="none" w:sz="0" w:space="0" w:color="auto" w:frame="1"/>
@@ -1019,7 +1223,7 @@
         <w:rPr>
           <w:rFonts w:ascii="Arial" w:hAnsi="Arial" w:cs="Arial"/>
           <w:iCs/>
-          <w:color w:val="000000"/>
+          <w:color w:val="00B050"/>
           <w:sz w:val="20"/>
           <w:szCs w:val="20"/>
           <w:bdr w:val="none" w:sz="0" w:space="0" w:color="auto" w:frame="1"/>
@@ -1038,7 +1242,7 @@
         <w:rPr>
           <w:rFonts w:ascii="Arial" w:hAnsi="Arial" w:cs="Arial"/>
           <w:iCs/>
-          <w:color w:val="000000"/>
+          <w:color w:val="FFFF00"/>
           <w:sz w:val="20"/>
           <w:szCs w:val="20"/>
           <w:bdr w:val="none" w:sz="0" w:space="0" w:color="auto" w:frame="1"/>
@@ -1048,7 +1252,7 @@
         <w:rPr>
           <w:rFonts w:ascii="Arial" w:hAnsi="Arial" w:cs="Arial"/>
           <w:iCs/>
-          <w:color w:val="000000"/>
+          <w:color w:val="FFFF00"/>
           <w:sz w:val="20"/>
           <w:szCs w:val="20"/>
           <w:bdr w:val="none" w:sz="0" w:space="0" w:color="auto" w:frame="1"/>
@@ -1067,7 +1271,7 @@
         <w:rPr>
           <w:rFonts w:ascii="Arial" w:hAnsi="Arial" w:cs="Arial"/>
           <w:iCs/>
-          <w:color w:val="000000"/>
+          <w:color w:val="FFFF00"/>
           <w:sz w:val="20"/>
           <w:szCs w:val="20"/>
           <w:bdr w:val="none" w:sz="0" w:space="0" w:color="auto" w:frame="1"/>
@@ -1077,7 +1281,7 @@
         <w:rPr>
           <w:rFonts w:ascii="Arial" w:hAnsi="Arial" w:cs="Arial"/>
           <w:iCs/>
-          <w:color w:val="000000"/>
+          <w:color w:val="FFFF00"/>
           <w:sz w:val="20"/>
           <w:szCs w:val="20"/>
           <w:bdr w:val="none" w:sz="0" w:space="0" w:color="auto" w:frame="1"/>
@@ -1096,7 +1300,7 @@
         <w:rPr>
           <w:rFonts w:ascii="Arial" w:hAnsi="Arial" w:cs="Arial"/>
           <w:iCs/>
-          <w:color w:val="000000"/>
+          <w:color w:val="92D050"/>
           <w:sz w:val="20"/>
           <w:szCs w:val="20"/>
           <w:bdr w:val="none" w:sz="0" w:space="0" w:color="auto" w:frame="1"/>
@@ -1106,7 +1310,7 @@
         <w:rPr>
           <w:rFonts w:ascii="Arial" w:hAnsi="Arial" w:cs="Arial"/>
           <w:iCs/>
-          <w:color w:val="000000"/>
+          <w:color w:val="92D050"/>
           <w:sz w:val="20"/>
           <w:szCs w:val="20"/>
           <w:bdr w:val="none" w:sz="0" w:space="0" w:color="auto" w:frame="1"/>
@@ -1125,7 +1329,7 @@
         <w:rPr>
           <w:rFonts w:ascii="Arial" w:hAnsi="Arial" w:cs="Arial"/>
           <w:iCs/>
-          <w:color w:val="000000"/>
+          <w:color w:val="92D050"/>
           <w:sz w:val="20"/>
           <w:szCs w:val="20"/>
           <w:bdr w:val="none" w:sz="0" w:space="0" w:color="auto" w:frame="1"/>
@@ -1135,7 +1339,7 @@
         <w:rPr>
           <w:rFonts w:ascii="Arial" w:hAnsi="Arial" w:cs="Arial"/>
           <w:iCs/>
-          <w:color w:val="000000"/>
+          <w:color w:val="92D050"/>
           <w:sz w:val="20"/>
           <w:szCs w:val="20"/>
           <w:bdr w:val="none" w:sz="0" w:space="0" w:color="auto" w:frame="1"/>
@@ -1154,7 +1358,7 @@
         <w:rPr>
           <w:rFonts w:ascii="Arial" w:hAnsi="Arial" w:cs="Arial"/>
           <w:iCs/>
-          <w:color w:val="000000"/>
+          <w:color w:val="FFFF00"/>
           <w:sz w:val="20"/>
           <w:szCs w:val="20"/>
           <w:bdr w:val="none" w:sz="0" w:space="0" w:color="auto" w:frame="1"/>
@@ -1164,7 +1368,7 @@
         <w:rPr>
           <w:rFonts w:ascii="Arial" w:hAnsi="Arial" w:cs="Arial"/>
           <w:iCs/>
-          <w:color w:val="000000"/>
+          <w:color w:val="FFFF00"/>
           <w:sz w:val="20"/>
           <w:szCs w:val="20"/>
           <w:bdr w:val="none" w:sz="0" w:space="0" w:color="auto" w:frame="1"/>
@@ -1183,7 +1387,7 @@
         <w:rPr>
           <w:rFonts w:ascii="Arial" w:hAnsi="Arial" w:cs="Arial"/>
           <w:iCs/>
-          <w:color w:val="000000"/>
+          <w:color w:val="FFFF00"/>
           <w:sz w:val="20"/>
           <w:szCs w:val="20"/>
           <w:bdr w:val="none" w:sz="0" w:space="0" w:color="auto" w:frame="1"/>
@@ -1193,13 +1397,26 @@
         <w:rPr>
           <w:rFonts w:ascii="Arial" w:hAnsi="Arial" w:cs="Arial"/>
           <w:iCs/>
-          <w:color w:val="000000"/>
+          <w:color w:val="FFFF00"/>
           <w:sz w:val="20"/>
           <w:szCs w:val="20"/>
           <w:bdr w:val="none" w:sz="0" w:space="0" w:color="auto" w:frame="1"/>
         </w:rPr>
         <w:t>Priority: Low</w:t>
       </w:r>
+    </w:p>
+    <w:p>
+      <w:pPr>
+        <w:shd w:val="clear" w:color="auto" w:fill="FFFFFF"/>
+        <w:rPr>
+          <w:rFonts w:ascii="Arial" w:hAnsi="Arial" w:cs="Arial"/>
+          <w:iCs/>
+          <w:color w:val="FFFF00"/>
+          <w:sz w:val="20"/>
+          <w:szCs w:val="20"/>
+          <w:bdr w:val="none" w:sz="0" w:space="0" w:color="auto" w:frame="1"/>
+        </w:rPr>
+      </w:pPr>
     </w:p>
     <w:p>
       <w:pPr>
@@ -1428,7 +1645,29 @@
           <w:sz w:val="20"/>
           <w:szCs w:val="20"/>
         </w:rPr>
-        <w:t>Should provide a consistent and easy to use user interface to reduce the learning curve</w:t>
+        <w:t xml:space="preserve">Should provide a consistent and easy to </w:t>
+      </w:r>
+      <w:proofErr w:type="gramStart"/>
+      <w:r>
+        <w:rPr>
+          <w:rFonts w:ascii="Arial" w:hAnsi="Arial" w:cs="Arial"/>
+          <w:iCs/>
+          <w:color w:val="000000"/>
+          <w:sz w:val="20"/>
+          <w:szCs w:val="20"/>
+        </w:rPr>
+        <w:t>use user</w:t>
+      </w:r>
+      <w:proofErr w:type="gramEnd"/>
+      <w:r>
+        <w:rPr>
+          <w:rFonts w:ascii="Arial" w:hAnsi="Arial" w:cs="Arial"/>
+          <w:iCs/>
+          <w:color w:val="000000"/>
+          <w:sz w:val="20"/>
+          <w:szCs w:val="20"/>
+        </w:rPr>
+        <w:t xml:space="preserve"> interface to reduce the learning curve</w:t>
       </w:r>
     </w:p>
     <w:p>
@@ -1474,6 +1713,7 @@
           <w:szCs w:val="20"/>
         </w:rPr>
       </w:pPr>
+      <w:proofErr w:type="gramStart"/>
       <w:r>
         <w:rPr>
           <w:rFonts w:ascii="Arial" w:hAnsi="Arial" w:cs="Arial"/>
@@ -1482,7 +1722,18 @@
           <w:sz w:val="20"/>
           <w:szCs w:val="20"/>
         </w:rPr>
-        <w:t xml:space="preserve">Should make sure user data is securely stores and protected </w:t>
+        <w:t>Should</w:t>
+      </w:r>
+      <w:proofErr w:type="gramEnd"/>
+      <w:r>
+        <w:rPr>
+          <w:rFonts w:ascii="Arial" w:hAnsi="Arial" w:cs="Arial"/>
+          <w:iCs/>
+          <w:color w:val="000000"/>
+          <w:sz w:val="20"/>
+          <w:szCs w:val="20"/>
+        </w:rPr>
+        <w:t xml:space="preserve"> make sure user data is securely stores and protected </w:t>
       </w:r>
     </w:p>
     <w:p>
@@ -1514,250 +1765,74 @@
     </w:p>
     <w:p>
       <w:pPr>
-        <w:pStyle w:val="Heading1"/>
-        <w:rPr>
-          <w:rFonts w:ascii="inherit" w:hAnsi="inherit" w:cs="Lucida Grande" w:hint="eastAsia"/>
-        </w:rPr>
-      </w:pPr>
-      <w:r>
-        <w:rPr>
-          <w:bdr w:val="none" w:sz="0" w:space="0" w:color="auto" w:frame="1"/>
+        <w:pStyle w:val="ListParagraph"/>
+        <w:numPr>
+          <w:ilvl w:val="0"/>
+          <w:numId w:val="41"/>
+        </w:numPr>
+        <w:shd w:val="clear" w:color="auto" w:fill="FFFFFF"/>
+        <w:rPr>
+          <w:rFonts w:ascii="Arial" w:hAnsi="Arial" w:cs="Arial"/>
+          <w:iCs/>
+          <w:color w:val="000000"/>
+          <w:sz w:val="20"/>
+          <w:szCs w:val="20"/>
+        </w:rPr>
+      </w:pPr>
+      <w:r>
+        <w:rPr>
+          <w:rFonts w:ascii="Arial" w:hAnsi="Arial" w:cs="Arial"/>
+          <w:iCs/>
+          <w:color w:val="000000"/>
+          <w:sz w:val="20"/>
+          <w:szCs w:val="20"/>
         </w:rPr>
         <w:lastRenderedPageBreak/>
-        <w:t xml:space="preserve">Use Case </w:t>
-      </w:r>
-      <w:r>
-        <w:rPr>
-          <w:bdr w:val="none" w:sz="0" w:space="0" w:color="auto" w:frame="1"/>
-        </w:rPr>
-        <w:t>Diagram</w:t>
-      </w:r>
-      <w:r>
-        <w:rPr>
-          <w:bdr w:val="none" w:sz="0" w:space="0" w:color="auto" w:frame="1"/>
-        </w:rPr>
-        <w:t> </w:t>
-      </w:r>
-      <w:r>
-        <w:rPr>
-          <w:bdr w:val="none" w:sz="0" w:space="0" w:color="auto" w:frame="1"/>
-        </w:rPr>
-        <w:t>(1</w:t>
-      </w:r>
-      <w:r>
-        <w:rPr>
-          <w:bdr w:val="none" w:sz="0" w:space="0" w:color="auto" w:frame="1"/>
-        </w:rPr>
-        <w:t>0</w:t>
-      </w:r>
-      <w:r>
-        <w:rPr>
-          <w:bdr w:val="none" w:sz="0" w:space="0" w:color="auto" w:frame="1"/>
-        </w:rPr>
-        <w:t xml:space="preserve"> points)</w:t>
+        <w:t>Should allow students to easily change their schedule based on events they want to go to or cancel.</w:t>
       </w:r>
     </w:p>
     <w:p>
       <w:pPr>
-        <w:shd w:val="clear" w:color="auto" w:fill="FFFFFF"/>
-        <w:rPr>
-          <w:rFonts w:ascii="Arial" w:hAnsi="Arial" w:cs="Arial"/>
-          <w:i/>
-          <w:color w:val="000000"/>
-          <w:sz w:val="20"/>
-          <w:szCs w:val="20"/>
-          <w:bdr w:val="none" w:sz="0" w:space="0" w:color="auto" w:frame="1"/>
-        </w:rPr>
-      </w:pPr>
-      <w:r>
-        <w:rPr>
-          <w:rFonts w:ascii="Arial" w:hAnsi="Arial" w:cs="Arial"/>
-          <w:i/>
-          <w:color w:val="000000"/>
-          <w:sz w:val="20"/>
-          <w:szCs w:val="20"/>
-          <w:bdr w:val="none" w:sz="0" w:space="0" w:color="auto" w:frame="1"/>
-        </w:rPr>
-        <w:t xml:space="preserve">This section presents the </w:t>
-      </w:r>
-      <w:r>
-        <w:rPr>
-          <w:rFonts w:ascii="Arial" w:hAnsi="Arial" w:cs="Arial"/>
-          <w:b/>
-          <w:i/>
-          <w:color w:val="000000"/>
-          <w:sz w:val="20"/>
-          <w:szCs w:val="20"/>
-          <w:bdr w:val="none" w:sz="0" w:space="0" w:color="auto" w:frame="1"/>
-        </w:rPr>
-        <w:t>use case diagram</w:t>
-      </w:r>
-      <w:r>
-        <w:rPr>
-          <w:rFonts w:ascii="Arial" w:hAnsi="Arial" w:cs="Arial"/>
-          <w:i/>
-          <w:color w:val="000000"/>
-          <w:sz w:val="20"/>
-          <w:szCs w:val="20"/>
-          <w:bdr w:val="none" w:sz="0" w:space="0" w:color="auto" w:frame="1"/>
-        </w:rPr>
-        <w:t xml:space="preserve"> </w:t>
-      </w:r>
-      <w:r>
-        <w:rPr>
-          <w:rFonts w:ascii="Arial" w:hAnsi="Arial" w:cs="Arial"/>
-          <w:i/>
-          <w:color w:val="000000"/>
-          <w:sz w:val="20"/>
-          <w:szCs w:val="20"/>
-          <w:bdr w:val="none" w:sz="0" w:space="0" w:color="auto" w:frame="1"/>
-        </w:rPr>
-        <w:t xml:space="preserve">and the </w:t>
-      </w:r>
-      <w:r>
-        <w:rPr>
-          <w:rFonts w:ascii="Arial" w:hAnsi="Arial" w:cs="Arial"/>
-          <w:b/>
-          <w:bCs/>
-          <w:i/>
-          <w:color w:val="000000"/>
-          <w:sz w:val="20"/>
-          <w:szCs w:val="20"/>
-          <w:bdr w:val="none" w:sz="0" w:space="0" w:color="auto" w:frame="1"/>
-        </w:rPr>
-        <w:t>textual descriptions</w:t>
-      </w:r>
-      <w:r>
-        <w:rPr>
-          <w:rFonts w:ascii="Arial" w:hAnsi="Arial" w:cs="Arial"/>
-          <w:i/>
-          <w:color w:val="000000"/>
-          <w:sz w:val="20"/>
-          <w:szCs w:val="20"/>
-          <w:bdr w:val="none" w:sz="0" w:space="0" w:color="auto" w:frame="1"/>
-        </w:rPr>
-        <w:t xml:space="preserve"> of the use cases </w:t>
-      </w:r>
-      <w:r>
-        <w:rPr>
-          <w:rFonts w:ascii="Arial" w:hAnsi="Arial" w:cs="Arial"/>
-          <w:i/>
-          <w:color w:val="000000"/>
-          <w:sz w:val="20"/>
-          <w:szCs w:val="20"/>
-          <w:bdr w:val="none" w:sz="0" w:space="0" w:color="auto" w:frame="1"/>
-        </w:rPr>
-        <w:t xml:space="preserve">for the system under development. The use case diagram should contain all the use cases </w:t>
-      </w:r>
-      <w:r>
-        <w:rPr>
-          <w:rFonts w:ascii="Arial" w:hAnsi="Arial" w:cs="Arial"/>
-          <w:i/>
-          <w:color w:val="000000"/>
-          <w:sz w:val="20"/>
-          <w:szCs w:val="20"/>
-          <w:bdr w:val="none" w:sz="0" w:space="0" w:color="auto" w:frame="1"/>
-        </w:rPr>
-        <w:t xml:space="preserve">and relationships between them </w:t>
-      </w:r>
-      <w:r>
-        <w:rPr>
-          <w:rFonts w:ascii="Arial" w:hAnsi="Arial" w:cs="Arial"/>
-          <w:i/>
-          <w:color w:val="000000"/>
-          <w:sz w:val="20"/>
-          <w:szCs w:val="20"/>
-          <w:bdr w:val="none" w:sz="0" w:space="0" w:color="auto" w:frame="1"/>
-        </w:rPr>
-        <w:t>needed to describe the functionality to be developed.</w:t>
-      </w:r>
-      <w:r>
-        <w:rPr>
-          <w:rFonts w:ascii="Arial" w:hAnsi="Arial" w:cs="Arial"/>
-          <w:i/>
-          <w:color w:val="000000"/>
-          <w:sz w:val="20"/>
-          <w:szCs w:val="20"/>
-          <w:bdr w:val="none" w:sz="0" w:space="0" w:color="auto" w:frame="1"/>
-        </w:rPr>
-        <w:t xml:space="preserve"> If you discover new use cases between two </w:t>
-      </w:r>
-      <w:r>
-        <w:rPr>
-          <w:rFonts w:ascii="Arial" w:hAnsi="Arial" w:cs="Arial"/>
-          <w:i/>
-          <w:color w:val="000000"/>
-          <w:sz w:val="20"/>
-          <w:szCs w:val="20"/>
-          <w:bdr w:val="none" w:sz="0" w:space="0" w:color="auto" w:frame="1"/>
-        </w:rPr>
-        <w:t>increment</w:t>
-      </w:r>
-      <w:r>
-        <w:rPr>
-          <w:rFonts w:ascii="Arial" w:hAnsi="Arial" w:cs="Arial"/>
-          <w:i/>
-          <w:color w:val="000000"/>
-          <w:sz w:val="20"/>
-          <w:szCs w:val="20"/>
-          <w:bdr w:val="none" w:sz="0" w:space="0" w:color="auto" w:frame="1"/>
-        </w:rPr>
-        <w:t xml:space="preserve">s, update the diagram for your </w:t>
-      </w:r>
-      <w:r>
-        <w:rPr>
-          <w:rFonts w:ascii="Arial" w:hAnsi="Arial" w:cs="Arial"/>
-          <w:i/>
-          <w:color w:val="000000"/>
-          <w:sz w:val="20"/>
-          <w:szCs w:val="20"/>
-          <w:bdr w:val="none" w:sz="0" w:space="0" w:color="auto" w:frame="1"/>
-        </w:rPr>
-        <w:t>future</w:t>
-      </w:r>
-      <w:r>
-        <w:rPr>
-          <w:rFonts w:ascii="Arial" w:hAnsi="Arial" w:cs="Arial"/>
-          <w:i/>
-          <w:color w:val="000000"/>
-          <w:sz w:val="20"/>
-          <w:szCs w:val="20"/>
-          <w:bdr w:val="none" w:sz="0" w:space="0" w:color="auto" w:frame="1"/>
-        </w:rPr>
-        <w:t xml:space="preserve"> </w:t>
-      </w:r>
-      <w:r>
-        <w:rPr>
-          <w:rFonts w:ascii="Arial" w:hAnsi="Arial" w:cs="Arial"/>
-          <w:i/>
-          <w:color w:val="000000"/>
-          <w:sz w:val="20"/>
-          <w:szCs w:val="20"/>
-          <w:bdr w:val="none" w:sz="0" w:space="0" w:color="auto" w:frame="1"/>
-        </w:rPr>
-        <w:t>increments</w:t>
-      </w:r>
-      <w:r>
-        <w:rPr>
-          <w:rFonts w:ascii="Arial" w:hAnsi="Arial" w:cs="Arial"/>
-          <w:i/>
-          <w:color w:val="000000"/>
-          <w:sz w:val="20"/>
-          <w:szCs w:val="20"/>
-          <w:bdr w:val="none" w:sz="0" w:space="0" w:color="auto" w:frame="1"/>
-        </w:rPr>
-        <w:t>.</w:t>
-      </w:r>
-      <w:r>
-        <w:rPr>
-          <w:rFonts w:ascii="Arial" w:hAnsi="Arial" w:cs="Arial"/>
-          <w:i/>
-          <w:color w:val="000000"/>
-          <w:sz w:val="20"/>
-          <w:szCs w:val="20"/>
-          <w:bdr w:val="none" w:sz="0" w:space="0" w:color="auto" w:frame="1"/>
-        </w:rPr>
-        <w:t xml:space="preserve"> </w:t>
+        <w:pStyle w:val="Heading1"/>
+        <w:rPr>
+          <w:rFonts w:ascii="inherit" w:hAnsi="inherit" w:cs="Lucida Grande" w:hint="eastAsia"/>
+        </w:rPr>
+      </w:pPr>
+      <w:r>
+        <w:rPr>
+          <w:bdr w:val="none" w:sz="0" w:space="0" w:color="auto" w:frame="1"/>
+        </w:rPr>
+        <w:t xml:space="preserve">Use Case </w:t>
+      </w:r>
+      <w:r>
+        <w:rPr>
+          <w:bdr w:val="none" w:sz="0" w:space="0" w:color="auto" w:frame="1"/>
+        </w:rPr>
+        <w:t>Diagram</w:t>
+      </w:r>
+      <w:r>
+        <w:rPr>
+          <w:bdr w:val="none" w:sz="0" w:space="0" w:color="auto" w:frame="1"/>
+        </w:rPr>
+        <w:t> </w:t>
+      </w:r>
+      <w:r>
+        <w:rPr>
+          <w:bdr w:val="none" w:sz="0" w:space="0" w:color="auto" w:frame="1"/>
+        </w:rPr>
+        <w:t>(1</w:t>
+      </w:r>
+      <w:r>
+        <w:rPr>
+          <w:bdr w:val="none" w:sz="0" w:space="0" w:color="auto" w:frame="1"/>
+        </w:rPr>
+        <w:t>0</w:t>
+      </w:r>
+      <w:r>
+        <w:rPr>
+          <w:bdr w:val="none" w:sz="0" w:space="0" w:color="auto" w:frame="1"/>
+        </w:rPr>
+        <w:t xml:space="preserve"> points)</w:t>
       </w:r>
     </w:p>
     <w:p>
@@ -1775,6 +1850,51 @@
       <w:r>
         <w:rPr>
           <w:rFonts w:ascii="Arial" w:hAnsi="Arial" w:cs="Arial"/>
+          <w:i/>
+          <w:color w:val="000000"/>
+          <w:sz w:val="20"/>
+          <w:szCs w:val="20"/>
+          <w:bdr w:val="none" w:sz="0" w:space="0" w:color="auto" w:frame="1"/>
+        </w:rPr>
+        <w:t xml:space="preserve">This section presents the </w:t>
+      </w:r>
+      <w:r>
+        <w:rPr>
+          <w:rFonts w:ascii="Arial" w:hAnsi="Arial" w:cs="Arial"/>
+          <w:b/>
+          <w:i/>
+          <w:color w:val="000000"/>
+          <w:sz w:val="20"/>
+          <w:szCs w:val="20"/>
+          <w:bdr w:val="none" w:sz="0" w:space="0" w:color="auto" w:frame="1"/>
+        </w:rPr>
+        <w:t>use case diagram</w:t>
+      </w:r>
+      <w:r>
+        <w:rPr>
+          <w:rFonts w:ascii="Arial" w:hAnsi="Arial" w:cs="Arial"/>
+          <w:i/>
+          <w:color w:val="000000"/>
+          <w:sz w:val="20"/>
+          <w:szCs w:val="20"/>
+          <w:bdr w:val="none" w:sz="0" w:space="0" w:color="auto" w:frame="1"/>
+        </w:rPr>
+        <w:t xml:space="preserve"> </w:t>
+      </w:r>
+      <w:r>
+        <w:rPr>
+          <w:rFonts w:ascii="Arial" w:hAnsi="Arial" w:cs="Arial"/>
+          <w:i/>
+          <w:color w:val="000000"/>
+          <w:sz w:val="20"/>
+          <w:szCs w:val="20"/>
+          <w:bdr w:val="none" w:sz="0" w:space="0" w:color="auto" w:frame="1"/>
+        </w:rPr>
+        <w:t xml:space="preserve">and the </w:t>
+      </w:r>
+      <w:r>
+        <w:rPr>
+          <w:rFonts w:ascii="Arial" w:hAnsi="Arial" w:cs="Arial"/>
           <w:b/>
           <w:bCs/>
           <w:i/>
@@ -1783,112 +1903,139 @@
           <w:szCs w:val="20"/>
           <w:bdr w:val="none" w:sz="0" w:space="0" w:color="auto" w:frame="1"/>
         </w:rPr>
-        <w:t xml:space="preserve">Textual descriptions of </w:t>
-      </w:r>
-      <w:r>
-        <w:rPr>
-          <w:rFonts w:ascii="Arial" w:hAnsi="Arial" w:cs="Arial"/>
-          <w:b/>
-          <w:bCs/>
-          <w:i/>
-          <w:color w:val="000000"/>
-          <w:sz w:val="20"/>
-          <w:szCs w:val="20"/>
-          <w:bdr w:val="none" w:sz="0" w:space="0" w:color="auto" w:frame="1"/>
-        </w:rPr>
-        <w:t xml:space="preserve">use </w:t>
-      </w:r>
-      <w:r>
-        <w:rPr>
-          <w:rFonts w:ascii="Arial" w:hAnsi="Arial" w:cs="Arial"/>
-          <w:b/>
-          <w:bCs/>
-          <w:i/>
-          <w:color w:val="000000"/>
-          <w:sz w:val="20"/>
-          <w:szCs w:val="20"/>
-          <w:bdr w:val="none" w:sz="0" w:space="0" w:color="auto" w:frame="1"/>
-        </w:rPr>
-        <w:t>case</w:t>
-      </w:r>
-      <w:r>
-        <w:rPr>
-          <w:rFonts w:ascii="Arial" w:hAnsi="Arial" w:cs="Arial"/>
-          <w:b/>
-          <w:bCs/>
-          <w:i/>
-          <w:color w:val="000000"/>
-          <w:sz w:val="20"/>
-          <w:szCs w:val="20"/>
-          <w:bdr w:val="none" w:sz="0" w:space="0" w:color="auto" w:frame="1"/>
-        </w:rPr>
-        <w:t>s</w:t>
-      </w:r>
-      <w:r>
-        <w:rPr>
-          <w:rFonts w:ascii="Arial" w:hAnsi="Arial" w:cs="Arial"/>
-          <w:i/>
-          <w:color w:val="000000"/>
-          <w:sz w:val="20"/>
-          <w:szCs w:val="20"/>
-          <w:bdr w:val="none" w:sz="0" w:space="0" w:color="auto" w:frame="1"/>
-        </w:rPr>
-        <w:t xml:space="preserve">: For the first increment, the textual descriptions for </w:t>
-      </w:r>
-      <w:r>
-        <w:rPr>
-          <w:rFonts w:ascii="Arial" w:hAnsi="Arial" w:cs="Arial"/>
-          <w:i/>
-          <w:color w:val="000000"/>
-          <w:sz w:val="20"/>
-          <w:szCs w:val="20"/>
-          <w:bdr w:val="none" w:sz="0" w:space="0" w:color="auto" w:frame="1"/>
-        </w:rPr>
-        <w:t xml:space="preserve">the </w:t>
-      </w:r>
-      <w:r>
-        <w:rPr>
-          <w:rFonts w:ascii="Arial" w:hAnsi="Arial" w:cs="Arial"/>
-          <w:i/>
-          <w:color w:val="000000"/>
-          <w:sz w:val="20"/>
-          <w:szCs w:val="20"/>
-          <w:bdr w:val="none" w:sz="0" w:space="0" w:color="auto" w:frame="1"/>
-        </w:rPr>
-        <w:t xml:space="preserve">use cases are not required. However, </w:t>
-      </w:r>
-      <w:r>
-        <w:rPr>
-          <w:rFonts w:ascii="Arial" w:hAnsi="Arial" w:cs="Arial"/>
-          <w:i/>
-          <w:color w:val="000000"/>
-          <w:sz w:val="20"/>
-          <w:szCs w:val="20"/>
-          <w:bdr w:val="none" w:sz="0" w:space="0" w:color="auto" w:frame="1"/>
-        </w:rPr>
-        <w:t>the textual descriptions for all use cases discovered for your system</w:t>
-      </w:r>
-      <w:r>
-        <w:rPr>
-          <w:rFonts w:ascii="Arial" w:hAnsi="Arial" w:cs="Arial"/>
-          <w:i/>
-          <w:color w:val="000000"/>
-          <w:sz w:val="20"/>
-          <w:szCs w:val="20"/>
-          <w:bdr w:val="none" w:sz="0" w:space="0" w:color="auto" w:frame="1"/>
-        </w:rPr>
-        <w:t xml:space="preserve"> are required for </w:t>
-      </w:r>
-      <w:r>
-        <w:rPr>
-          <w:rFonts w:ascii="Arial" w:hAnsi="Arial" w:cs="Arial"/>
-          <w:i/>
-          <w:color w:val="000000"/>
-          <w:sz w:val="20"/>
-          <w:szCs w:val="20"/>
-          <w:bdr w:val="none" w:sz="0" w:space="0" w:color="auto" w:frame="1"/>
-        </w:rPr>
-        <w:t>the second and third iterations.</w:t>
+        <w:t>textual descriptions</w:t>
+      </w:r>
+      <w:r>
+        <w:rPr>
+          <w:rFonts w:ascii="Arial" w:hAnsi="Arial" w:cs="Arial"/>
+          <w:i/>
+          <w:color w:val="000000"/>
+          <w:sz w:val="20"/>
+          <w:szCs w:val="20"/>
+          <w:bdr w:val="none" w:sz="0" w:space="0" w:color="auto" w:frame="1"/>
+        </w:rPr>
+        <w:t xml:space="preserve"> of the use cases </w:t>
+      </w:r>
+      <w:r>
+        <w:rPr>
+          <w:rFonts w:ascii="Arial" w:hAnsi="Arial" w:cs="Arial"/>
+          <w:i/>
+          <w:color w:val="000000"/>
+          <w:sz w:val="20"/>
+          <w:szCs w:val="20"/>
+          <w:bdr w:val="none" w:sz="0" w:space="0" w:color="auto" w:frame="1"/>
+        </w:rPr>
+        <w:t xml:space="preserve">for the system under development. The use case diagram should contain all the use cases </w:t>
+      </w:r>
+      <w:r>
+        <w:rPr>
+          <w:rFonts w:ascii="Arial" w:hAnsi="Arial" w:cs="Arial"/>
+          <w:i/>
+          <w:color w:val="000000"/>
+          <w:sz w:val="20"/>
+          <w:szCs w:val="20"/>
+          <w:bdr w:val="none" w:sz="0" w:space="0" w:color="auto" w:frame="1"/>
+        </w:rPr>
+        <w:t xml:space="preserve">and relationships between them </w:t>
+      </w:r>
+      <w:r>
+        <w:rPr>
+          <w:rFonts w:ascii="Arial" w:hAnsi="Arial" w:cs="Arial"/>
+          <w:i/>
+          <w:color w:val="000000"/>
+          <w:sz w:val="20"/>
+          <w:szCs w:val="20"/>
+          <w:bdr w:val="none" w:sz="0" w:space="0" w:color="auto" w:frame="1"/>
+        </w:rPr>
+        <w:t>needed to describe the functionality to be developed.</w:t>
+      </w:r>
+      <w:r>
+        <w:rPr>
+          <w:rFonts w:ascii="Arial" w:hAnsi="Arial" w:cs="Arial"/>
+          <w:i/>
+          <w:color w:val="000000"/>
+          <w:sz w:val="20"/>
+          <w:szCs w:val="20"/>
+          <w:bdr w:val="none" w:sz="0" w:space="0" w:color="auto" w:frame="1"/>
+        </w:rPr>
+        <w:t xml:space="preserve"> If you discover new use cases between two </w:t>
+      </w:r>
+      <w:r>
+        <w:rPr>
+          <w:rFonts w:ascii="Arial" w:hAnsi="Arial" w:cs="Arial"/>
+          <w:i/>
+          <w:color w:val="000000"/>
+          <w:sz w:val="20"/>
+          <w:szCs w:val="20"/>
+          <w:bdr w:val="none" w:sz="0" w:space="0" w:color="auto" w:frame="1"/>
+        </w:rPr>
+        <w:t>increment</w:t>
+      </w:r>
+      <w:r>
+        <w:rPr>
+          <w:rFonts w:ascii="Arial" w:hAnsi="Arial" w:cs="Arial"/>
+          <w:i/>
+          <w:color w:val="000000"/>
+          <w:sz w:val="20"/>
+          <w:szCs w:val="20"/>
+          <w:bdr w:val="none" w:sz="0" w:space="0" w:color="auto" w:frame="1"/>
+        </w:rPr>
+        <w:t xml:space="preserve">s, update the diagram for your </w:t>
+      </w:r>
+      <w:r>
+        <w:rPr>
+          <w:rFonts w:ascii="Arial" w:hAnsi="Arial" w:cs="Arial"/>
+          <w:i/>
+          <w:color w:val="000000"/>
+          <w:sz w:val="20"/>
+          <w:szCs w:val="20"/>
+          <w:bdr w:val="none" w:sz="0" w:space="0" w:color="auto" w:frame="1"/>
+        </w:rPr>
+        <w:t>future</w:t>
+      </w:r>
+      <w:r>
+        <w:rPr>
+          <w:rFonts w:ascii="Arial" w:hAnsi="Arial" w:cs="Arial"/>
+          <w:i/>
+          <w:color w:val="000000"/>
+          <w:sz w:val="20"/>
+          <w:szCs w:val="20"/>
+          <w:bdr w:val="none" w:sz="0" w:space="0" w:color="auto" w:frame="1"/>
+        </w:rPr>
+        <w:t xml:space="preserve"> </w:t>
+      </w:r>
+      <w:r>
+        <w:rPr>
+          <w:rFonts w:ascii="Arial" w:hAnsi="Arial" w:cs="Arial"/>
+          <w:i/>
+          <w:color w:val="000000"/>
+          <w:sz w:val="20"/>
+          <w:szCs w:val="20"/>
+          <w:bdr w:val="none" w:sz="0" w:space="0" w:color="auto" w:frame="1"/>
+        </w:rPr>
+        <w:t>increments</w:t>
+      </w:r>
+      <w:r>
+        <w:rPr>
+          <w:rFonts w:ascii="Arial" w:hAnsi="Arial" w:cs="Arial"/>
+          <w:i/>
+          <w:color w:val="000000"/>
+          <w:sz w:val="20"/>
+          <w:szCs w:val="20"/>
+          <w:bdr w:val="none" w:sz="0" w:space="0" w:color="auto" w:frame="1"/>
+        </w:rPr>
+        <w:t>.</w:t>
+      </w:r>
+      <w:r>
+        <w:rPr>
+          <w:rFonts w:ascii="Arial" w:hAnsi="Arial" w:cs="Arial"/>
+          <w:i/>
+          <w:color w:val="000000"/>
+          <w:sz w:val="20"/>
+          <w:szCs w:val="20"/>
+          <w:bdr w:val="none" w:sz="0" w:space="0" w:color="auto" w:frame="1"/>
+        </w:rPr>
+        <w:t xml:space="preserve"> </w:t>
       </w:r>
     </w:p>
     <w:p>
@@ -1903,124 +2050,186 @@
           <w:bdr w:val="none" w:sz="0" w:space="0" w:color="auto" w:frame="1"/>
         </w:rPr>
       </w:pPr>
+      <w:r>
+        <w:rPr>
+          <w:rFonts w:ascii="Arial" w:hAnsi="Arial" w:cs="Arial"/>
+          <w:b/>
+          <w:bCs/>
+          <w:i/>
+          <w:color w:val="000000"/>
+          <w:sz w:val="20"/>
+          <w:szCs w:val="20"/>
+          <w:bdr w:val="none" w:sz="0" w:space="0" w:color="auto" w:frame="1"/>
+        </w:rPr>
+        <w:t xml:space="preserve">Textual descriptions of </w:t>
+      </w:r>
+      <w:r>
+        <w:rPr>
+          <w:rFonts w:ascii="Arial" w:hAnsi="Arial" w:cs="Arial"/>
+          <w:b/>
+          <w:bCs/>
+          <w:i/>
+          <w:color w:val="000000"/>
+          <w:sz w:val="20"/>
+          <w:szCs w:val="20"/>
+          <w:bdr w:val="none" w:sz="0" w:space="0" w:color="auto" w:frame="1"/>
+        </w:rPr>
+        <w:t xml:space="preserve">use </w:t>
+      </w:r>
+      <w:r>
+        <w:rPr>
+          <w:rFonts w:ascii="Arial" w:hAnsi="Arial" w:cs="Arial"/>
+          <w:b/>
+          <w:bCs/>
+          <w:i/>
+          <w:color w:val="000000"/>
+          <w:sz w:val="20"/>
+          <w:szCs w:val="20"/>
+          <w:bdr w:val="none" w:sz="0" w:space="0" w:color="auto" w:frame="1"/>
+        </w:rPr>
+        <w:t>case</w:t>
+      </w:r>
+      <w:r>
+        <w:rPr>
+          <w:rFonts w:ascii="Arial" w:hAnsi="Arial" w:cs="Arial"/>
+          <w:b/>
+          <w:bCs/>
+          <w:i/>
+          <w:color w:val="000000"/>
+          <w:sz w:val="20"/>
+          <w:szCs w:val="20"/>
+          <w:bdr w:val="none" w:sz="0" w:space="0" w:color="auto" w:frame="1"/>
+        </w:rPr>
+        <w:t>s</w:t>
+      </w:r>
+      <w:r>
+        <w:rPr>
+          <w:rFonts w:ascii="Arial" w:hAnsi="Arial" w:cs="Arial"/>
+          <w:i/>
+          <w:color w:val="000000"/>
+          <w:sz w:val="20"/>
+          <w:szCs w:val="20"/>
+          <w:bdr w:val="none" w:sz="0" w:space="0" w:color="auto" w:frame="1"/>
+        </w:rPr>
+        <w:t xml:space="preserve">: For the first increment, </w:t>
+      </w:r>
+      <w:proofErr w:type="gramStart"/>
+      <w:r>
+        <w:rPr>
+          <w:rFonts w:ascii="Arial" w:hAnsi="Arial" w:cs="Arial"/>
+          <w:i/>
+          <w:color w:val="000000"/>
+          <w:sz w:val="20"/>
+          <w:szCs w:val="20"/>
+          <w:bdr w:val="none" w:sz="0" w:space="0" w:color="auto" w:frame="1"/>
+        </w:rPr>
+        <w:t>the textual</w:t>
+      </w:r>
+      <w:proofErr w:type="gramEnd"/>
+      <w:r>
+        <w:rPr>
+          <w:rFonts w:ascii="Arial" w:hAnsi="Arial" w:cs="Arial"/>
+          <w:i/>
+          <w:color w:val="000000"/>
+          <w:sz w:val="20"/>
+          <w:szCs w:val="20"/>
+          <w:bdr w:val="none" w:sz="0" w:space="0" w:color="auto" w:frame="1"/>
+        </w:rPr>
+        <w:t xml:space="preserve"> descriptions for </w:t>
+      </w:r>
+      <w:r>
+        <w:rPr>
+          <w:rFonts w:ascii="Arial" w:hAnsi="Arial" w:cs="Arial"/>
+          <w:i/>
+          <w:color w:val="000000"/>
+          <w:sz w:val="20"/>
+          <w:szCs w:val="20"/>
+          <w:bdr w:val="none" w:sz="0" w:space="0" w:color="auto" w:frame="1"/>
+        </w:rPr>
+        <w:t xml:space="preserve">the </w:t>
+      </w:r>
+      <w:r>
+        <w:rPr>
+          <w:rFonts w:ascii="Arial" w:hAnsi="Arial" w:cs="Arial"/>
+          <w:i/>
+          <w:color w:val="000000"/>
+          <w:sz w:val="20"/>
+          <w:szCs w:val="20"/>
+          <w:bdr w:val="none" w:sz="0" w:space="0" w:color="auto" w:frame="1"/>
+        </w:rPr>
+        <w:t xml:space="preserve">use cases are not required. However, </w:t>
+      </w:r>
+      <w:r>
+        <w:rPr>
+          <w:rFonts w:ascii="Arial" w:hAnsi="Arial" w:cs="Arial"/>
+          <w:i/>
+          <w:color w:val="000000"/>
+          <w:sz w:val="20"/>
+          <w:szCs w:val="20"/>
+          <w:bdr w:val="none" w:sz="0" w:space="0" w:color="auto" w:frame="1"/>
+        </w:rPr>
+        <w:t>the textual descriptions for all use cases discovered for your system</w:t>
+      </w:r>
+      <w:r>
+        <w:rPr>
+          <w:rFonts w:ascii="Arial" w:hAnsi="Arial" w:cs="Arial"/>
+          <w:i/>
+          <w:color w:val="000000"/>
+          <w:sz w:val="20"/>
+          <w:szCs w:val="20"/>
+          <w:bdr w:val="none" w:sz="0" w:space="0" w:color="auto" w:frame="1"/>
+        </w:rPr>
+        <w:t xml:space="preserve"> are required for </w:t>
+      </w:r>
+      <w:r>
+        <w:rPr>
+          <w:rFonts w:ascii="Arial" w:hAnsi="Arial" w:cs="Arial"/>
+          <w:i/>
+          <w:color w:val="000000"/>
+          <w:sz w:val="20"/>
+          <w:szCs w:val="20"/>
+          <w:bdr w:val="none" w:sz="0" w:space="0" w:color="auto" w:frame="1"/>
+        </w:rPr>
+        <w:t>the second and third iterations.</w:t>
+      </w:r>
     </w:p>
     <w:p>
       <w:pPr>
-        <w:pStyle w:val="Heading1"/>
-        <w:rPr>
-          <w:rFonts w:ascii="inherit" w:hAnsi="inherit" w:cs="Lucida Grande" w:hint="eastAsia"/>
-        </w:rPr>
-      </w:pPr>
-      <w:r>
-        <w:rPr>
-          <w:bdr w:val="none" w:sz="0" w:space="0" w:color="auto" w:frame="1"/>
-        </w:rPr>
-        <w:t>Use Case Diagram</w:t>
-      </w:r>
-      <w:r>
-        <w:rPr>
-          <w:bdr w:val="none" w:sz="0" w:space="0" w:color="auto" w:frame="1"/>
-        </w:rPr>
-        <w:t> </w:t>
-      </w:r>
-      <w:r>
-        <w:rPr>
-          <w:bdr w:val="none" w:sz="0" w:space="0" w:color="auto" w:frame="1"/>
-        </w:rPr>
-        <w:t>(10 points)</w:t>
-      </w:r>
+        <w:shd w:val="clear" w:color="auto" w:fill="FFFFFF"/>
+        <w:rPr>
+          <w:rFonts w:ascii="Arial" w:hAnsi="Arial" w:cs="Arial"/>
+          <w:i/>
+          <w:color w:val="000000"/>
+          <w:sz w:val="20"/>
+          <w:szCs w:val="20"/>
+          <w:bdr w:val="none" w:sz="0" w:space="0" w:color="auto" w:frame="1"/>
+        </w:rPr>
+      </w:pPr>
     </w:p>
     <w:p>
       <w:pPr>
-        <w:shd w:val="clear" w:color="auto" w:fill="FFFFFF"/>
-        <w:rPr>
-          <w:rFonts w:ascii="Arial" w:hAnsi="Arial" w:cs="Arial"/>
-          <w:i/>
-          <w:color w:val="000000"/>
-          <w:sz w:val="20"/>
-          <w:szCs w:val="20"/>
-          <w:bdr w:val="none" w:sz="0" w:space="0" w:color="auto" w:frame="1"/>
-        </w:rPr>
-      </w:pPr>
-      <w:r>
-        <w:rPr>
-          <w:rFonts w:ascii="Arial" w:hAnsi="Arial" w:cs="Arial"/>
-          <w:i/>
-          <w:color w:val="000000"/>
-          <w:sz w:val="20"/>
-          <w:szCs w:val="20"/>
-          <w:bdr w:val="none" w:sz="0" w:space="0" w:color="auto" w:frame="1"/>
-        </w:rPr>
-        <w:t xml:space="preserve">This section presents the </w:t>
-      </w:r>
-      <w:r>
-        <w:rPr>
-          <w:rFonts w:ascii="Arial" w:hAnsi="Arial" w:cs="Arial"/>
-          <w:b/>
-          <w:i/>
-          <w:color w:val="000000"/>
-          <w:sz w:val="20"/>
-          <w:szCs w:val="20"/>
-          <w:bdr w:val="none" w:sz="0" w:space="0" w:color="auto" w:frame="1"/>
-        </w:rPr>
-        <w:t>use case diagram</w:t>
-      </w:r>
-      <w:r>
-        <w:rPr>
-          <w:rFonts w:ascii="Arial" w:hAnsi="Arial" w:cs="Arial"/>
-          <w:i/>
-          <w:color w:val="000000"/>
-          <w:sz w:val="20"/>
-          <w:szCs w:val="20"/>
-          <w:bdr w:val="none" w:sz="0" w:space="0" w:color="auto" w:frame="1"/>
-        </w:rPr>
-        <w:t xml:space="preserve"> and the </w:t>
-      </w:r>
-      <w:r>
-        <w:rPr>
-          <w:rFonts w:ascii="Arial" w:hAnsi="Arial" w:cs="Arial"/>
-          <w:b/>
-          <w:bCs/>
-          <w:i/>
-          <w:color w:val="000000"/>
-          <w:sz w:val="20"/>
-          <w:szCs w:val="20"/>
-          <w:bdr w:val="none" w:sz="0" w:space="0" w:color="auto" w:frame="1"/>
-        </w:rPr>
-        <w:t>textual descriptions</w:t>
-      </w:r>
-      <w:r>
-        <w:rPr>
-          <w:rFonts w:ascii="Arial" w:hAnsi="Arial" w:cs="Arial"/>
-          <w:i/>
-          <w:color w:val="000000"/>
-          <w:sz w:val="20"/>
-          <w:szCs w:val="20"/>
-          <w:bdr w:val="none" w:sz="0" w:space="0" w:color="auto" w:frame="1"/>
-        </w:rPr>
-        <w:t xml:space="preserve"> of the use cases </w:t>
-      </w:r>
-      <w:r>
-        <w:rPr>
-          <w:rFonts w:ascii="Arial" w:hAnsi="Arial" w:cs="Arial"/>
-          <w:i/>
-          <w:color w:val="000000"/>
-          <w:sz w:val="20"/>
-          <w:szCs w:val="20"/>
-          <w:bdr w:val="none" w:sz="0" w:space="0" w:color="auto" w:frame="1"/>
-        </w:rPr>
-        <w:t>for the system under development. The use case diagram should contain all the use cases and relationships between them needed to describe the functionality to be developed.</w:t>
-      </w:r>
-      <w:r>
-        <w:rPr>
-          <w:rFonts w:ascii="Arial" w:hAnsi="Arial" w:cs="Arial"/>
-          <w:i/>
-          <w:color w:val="000000"/>
-          <w:sz w:val="20"/>
-          <w:szCs w:val="20"/>
-          <w:bdr w:val="none" w:sz="0" w:space="0" w:color="auto" w:frame="1"/>
-        </w:rPr>
-        <w:t xml:space="preserve"> If you discover new use cases between two increments, update the diagram for your future increments. </w:t>
+        <w:pStyle w:val="Heading1"/>
+        <w:rPr>
+          <w:rFonts w:ascii="inherit" w:hAnsi="inherit" w:cs="Lucida Grande" w:hint="eastAsia"/>
+        </w:rPr>
+      </w:pPr>
+      <w:r>
+        <w:rPr>
+          <w:bdr w:val="none" w:sz="0" w:space="0" w:color="auto" w:frame="1"/>
+        </w:rPr>
+        <w:t>Use Case Diagram</w:t>
+      </w:r>
+      <w:r>
+        <w:rPr>
+          <w:bdr w:val="none" w:sz="0" w:space="0" w:color="auto" w:frame="1"/>
+        </w:rPr>
+        <w:t> </w:t>
+      </w:r>
+      <w:r>
+        <w:rPr>
+          <w:bdr w:val="none" w:sz="0" w:space="0" w:color="auto" w:frame="1"/>
+        </w:rPr>
+        <w:t>(10 points)</w:t>
       </w:r>
     </w:p>
     <w:p>
@@ -2038,6 +2247,40 @@
       <w:r>
         <w:rPr>
           <w:rFonts w:ascii="Arial" w:hAnsi="Arial" w:cs="Arial"/>
+          <w:i/>
+          <w:color w:val="000000"/>
+          <w:sz w:val="20"/>
+          <w:szCs w:val="20"/>
+          <w:bdr w:val="none" w:sz="0" w:space="0" w:color="auto" w:frame="1"/>
+        </w:rPr>
+        <w:t xml:space="preserve">This section presents the </w:t>
+      </w:r>
+      <w:r>
+        <w:rPr>
+          <w:rFonts w:ascii="Arial" w:hAnsi="Arial" w:cs="Arial"/>
+          <w:b/>
+          <w:i/>
+          <w:color w:val="000000"/>
+          <w:sz w:val="20"/>
+          <w:szCs w:val="20"/>
+          <w:bdr w:val="none" w:sz="0" w:space="0" w:color="auto" w:frame="1"/>
+        </w:rPr>
+        <w:t>use case diagram</w:t>
+      </w:r>
+      <w:r>
+        <w:rPr>
+          <w:rFonts w:ascii="Arial" w:hAnsi="Arial" w:cs="Arial"/>
+          <w:i/>
+          <w:color w:val="000000"/>
+          <w:sz w:val="20"/>
+          <w:szCs w:val="20"/>
+          <w:bdr w:val="none" w:sz="0" w:space="0" w:color="auto" w:frame="1"/>
+        </w:rPr>
+        <w:t xml:space="preserve"> and the </w:t>
+      </w:r>
+      <w:r>
+        <w:rPr>
+          <w:rFonts w:ascii="Arial" w:hAnsi="Arial" w:cs="Arial"/>
           <w:b/>
           <w:bCs/>
           <w:i/>
@@ -2046,57 +2289,40 @@
           <w:szCs w:val="20"/>
           <w:bdr w:val="none" w:sz="0" w:space="0" w:color="auto" w:frame="1"/>
         </w:rPr>
-        <w:t xml:space="preserve">Textual descriptions of </w:t>
-      </w:r>
-      <w:r>
-        <w:rPr>
-          <w:rFonts w:ascii="Arial" w:hAnsi="Arial" w:cs="Arial"/>
-          <w:b/>
-          <w:bCs/>
-          <w:i/>
-          <w:color w:val="000000"/>
-          <w:sz w:val="20"/>
-          <w:szCs w:val="20"/>
-          <w:bdr w:val="none" w:sz="0" w:space="0" w:color="auto" w:frame="1"/>
-        </w:rPr>
-        <w:t xml:space="preserve">use </w:t>
-      </w:r>
-      <w:r>
-        <w:rPr>
-          <w:rFonts w:ascii="Arial" w:hAnsi="Arial" w:cs="Arial"/>
-          <w:b/>
-          <w:bCs/>
-          <w:i/>
-          <w:color w:val="000000"/>
-          <w:sz w:val="20"/>
-          <w:szCs w:val="20"/>
-          <w:bdr w:val="none" w:sz="0" w:space="0" w:color="auto" w:frame="1"/>
-        </w:rPr>
-        <w:t>case</w:t>
-      </w:r>
-      <w:r>
-        <w:rPr>
-          <w:rFonts w:ascii="Arial" w:hAnsi="Arial" w:cs="Arial"/>
-          <w:b/>
-          <w:bCs/>
-          <w:i/>
-          <w:color w:val="000000"/>
-          <w:sz w:val="20"/>
-          <w:szCs w:val="20"/>
-          <w:bdr w:val="none" w:sz="0" w:space="0" w:color="auto" w:frame="1"/>
-        </w:rPr>
-        <w:t>s</w:t>
-      </w:r>
-      <w:r>
-        <w:rPr>
-          <w:rFonts w:ascii="Arial" w:hAnsi="Arial" w:cs="Arial"/>
-          <w:i/>
-          <w:color w:val="000000"/>
-          <w:sz w:val="20"/>
-          <w:szCs w:val="20"/>
-          <w:bdr w:val="none" w:sz="0" w:space="0" w:color="auto" w:frame="1"/>
-        </w:rPr>
-        <w:t>: For the first increment, the textual descriptions for the use cases are not required. However, the textual descriptions for all use cases discovered for your system are required for the second and third iterations.</w:t>
+        <w:t>textual descriptions</w:t>
+      </w:r>
+      <w:r>
+        <w:rPr>
+          <w:rFonts w:ascii="Arial" w:hAnsi="Arial" w:cs="Arial"/>
+          <w:i/>
+          <w:color w:val="000000"/>
+          <w:sz w:val="20"/>
+          <w:szCs w:val="20"/>
+          <w:bdr w:val="none" w:sz="0" w:space="0" w:color="auto" w:frame="1"/>
+        </w:rPr>
+        <w:t xml:space="preserve"> of the use cases </w:t>
+      </w:r>
+      <w:r>
+        <w:rPr>
+          <w:rFonts w:ascii="Arial" w:hAnsi="Arial" w:cs="Arial"/>
+          <w:i/>
+          <w:color w:val="000000"/>
+          <w:sz w:val="20"/>
+          <w:szCs w:val="20"/>
+          <w:bdr w:val="none" w:sz="0" w:space="0" w:color="auto" w:frame="1"/>
+        </w:rPr>
+        <w:t>for the system under development. The use case diagram should contain all the use cases and relationships between them needed to describe the functionality to be developed.</w:t>
+      </w:r>
+      <w:r>
+        <w:rPr>
+          <w:rFonts w:ascii="Arial" w:hAnsi="Arial" w:cs="Arial"/>
+          <w:i/>
+          <w:color w:val="000000"/>
+          <w:sz w:val="20"/>
+          <w:szCs w:val="20"/>
+          <w:bdr w:val="none" w:sz="0" w:space="0" w:color="auto" w:frame="1"/>
+        </w:rPr>
+        <w:t xml:space="preserve"> If you discover new use cases between two increments, update the diagram for your future increments. </w:t>
       </w:r>
     </w:p>
     <w:p>
@@ -2111,6 +2337,93 @@
           <w:bdr w:val="none" w:sz="0" w:space="0" w:color="auto" w:frame="1"/>
         </w:rPr>
       </w:pPr>
+      <w:r>
+        <w:rPr>
+          <w:rFonts w:ascii="Arial" w:hAnsi="Arial" w:cs="Arial"/>
+          <w:b/>
+          <w:bCs/>
+          <w:i/>
+          <w:color w:val="000000"/>
+          <w:sz w:val="20"/>
+          <w:szCs w:val="20"/>
+          <w:bdr w:val="none" w:sz="0" w:space="0" w:color="auto" w:frame="1"/>
+        </w:rPr>
+        <w:t xml:space="preserve">Textual descriptions of </w:t>
+      </w:r>
+      <w:r>
+        <w:rPr>
+          <w:rFonts w:ascii="Arial" w:hAnsi="Arial" w:cs="Arial"/>
+          <w:b/>
+          <w:bCs/>
+          <w:i/>
+          <w:color w:val="000000"/>
+          <w:sz w:val="20"/>
+          <w:szCs w:val="20"/>
+          <w:bdr w:val="none" w:sz="0" w:space="0" w:color="auto" w:frame="1"/>
+        </w:rPr>
+        <w:t xml:space="preserve">use </w:t>
+      </w:r>
+      <w:r>
+        <w:rPr>
+          <w:rFonts w:ascii="Arial" w:hAnsi="Arial" w:cs="Arial"/>
+          <w:b/>
+          <w:bCs/>
+          <w:i/>
+          <w:color w:val="000000"/>
+          <w:sz w:val="20"/>
+          <w:szCs w:val="20"/>
+          <w:bdr w:val="none" w:sz="0" w:space="0" w:color="auto" w:frame="1"/>
+        </w:rPr>
+        <w:t>case</w:t>
+      </w:r>
+      <w:r>
+        <w:rPr>
+          <w:rFonts w:ascii="Arial" w:hAnsi="Arial" w:cs="Arial"/>
+          <w:b/>
+          <w:bCs/>
+          <w:i/>
+          <w:color w:val="000000"/>
+          <w:sz w:val="20"/>
+          <w:szCs w:val="20"/>
+          <w:bdr w:val="none" w:sz="0" w:space="0" w:color="auto" w:frame="1"/>
+        </w:rPr>
+        <w:t>s</w:t>
+      </w:r>
+      <w:r>
+        <w:rPr>
+          <w:rFonts w:ascii="Arial" w:hAnsi="Arial" w:cs="Arial"/>
+          <w:i/>
+          <w:color w:val="000000"/>
+          <w:sz w:val="20"/>
+          <w:szCs w:val="20"/>
+          <w:bdr w:val="none" w:sz="0" w:space="0" w:color="auto" w:frame="1"/>
+        </w:rPr>
+        <w:t xml:space="preserve">: For the first increment, </w:t>
+      </w:r>
+      <w:proofErr w:type="gramStart"/>
+      <w:r>
+        <w:rPr>
+          <w:rFonts w:ascii="Arial" w:hAnsi="Arial" w:cs="Arial"/>
+          <w:i/>
+          <w:color w:val="000000"/>
+          <w:sz w:val="20"/>
+          <w:szCs w:val="20"/>
+          <w:bdr w:val="none" w:sz="0" w:space="0" w:color="auto" w:frame="1"/>
+        </w:rPr>
+        <w:t>the textual</w:t>
+      </w:r>
+      <w:proofErr w:type="gramEnd"/>
+      <w:r>
+        <w:rPr>
+          <w:rFonts w:ascii="Arial" w:hAnsi="Arial" w:cs="Arial"/>
+          <w:i/>
+          <w:color w:val="000000"/>
+          <w:sz w:val="20"/>
+          <w:szCs w:val="20"/>
+          <w:bdr w:val="none" w:sz="0" w:space="0" w:color="auto" w:frame="1"/>
+        </w:rPr>
+        <w:t xml:space="preserve"> descriptions for the use cases are not required. However, the textual descriptions for all use cases discovered for your system are required for the second and third iterations.</w:t>
+      </w:r>
     </w:p>
     <w:p>
       <w:pPr>
@@ -2124,10 +2437,24 @@
           <w:bdr w:val="none" w:sz="0" w:space="0" w:color="auto" w:frame="1"/>
         </w:rPr>
       </w:pPr>
-      <w:r>
-        <w:rPr>
-          <w:rFonts w:ascii="Arial" w:hAnsi="Arial" w:cs="Arial"/>
-          <w:i/>
+    </w:p>
+    <w:p>
+      <w:pPr>
+        <w:shd w:val="clear" w:color="auto" w:fill="FFFFFF"/>
+        <w:rPr>
+          <w:rFonts w:ascii="Arial" w:hAnsi="Arial" w:cs="Arial"/>
+          <w:i/>
+          <w:color w:val="000000"/>
+          <w:sz w:val="20"/>
+          <w:szCs w:val="20"/>
+          <w:bdr w:val="none" w:sz="0" w:space="0" w:color="auto" w:frame="1"/>
+        </w:rPr>
+      </w:pPr>
+      <w:r>
+        <w:rPr>
+          <w:rFonts w:ascii="Arial" w:hAnsi="Arial" w:cs="Arial"/>
+          <w:i/>
+          <w:noProof/>
           <w:color w:val="000000"/>
           <w:sz w:val="20"/>
           <w:szCs w:val="20"/>
@@ -2387,7 +2714,31 @@
           <w:szCs w:val="20"/>
           <w:bdr w:val="none" w:sz="0" w:space="0" w:color="auto" w:frame="1"/>
         </w:rPr>
-        <w:t xml:space="preserve"> (i.e., you have classes or something that acts similar to classes in your system), then draw the </w:t>
+        <w:t xml:space="preserve"> (i.e., you have classes or something that acts </w:t>
+      </w:r>
+      <w:proofErr w:type="gramStart"/>
+      <w:r>
+        <w:rPr>
+          <w:rFonts w:ascii="Arial" w:hAnsi="Arial" w:cs="Arial"/>
+          <w:i/>
+          <w:color w:val="000000"/>
+          <w:sz w:val="20"/>
+          <w:szCs w:val="20"/>
+          <w:bdr w:val="none" w:sz="0" w:space="0" w:color="auto" w:frame="1"/>
+        </w:rPr>
+        <w:t>similar to</w:t>
+      </w:r>
+      <w:proofErr w:type="gramEnd"/>
+      <w:r>
+        <w:rPr>
+          <w:rFonts w:ascii="Arial" w:hAnsi="Arial" w:cs="Arial"/>
+          <w:i/>
+          <w:color w:val="000000"/>
+          <w:sz w:val="20"/>
+          <w:szCs w:val="20"/>
+          <w:bdr w:val="none" w:sz="0" w:space="0" w:color="auto" w:frame="1"/>
+        </w:rPr>
+        <w:t xml:space="preserve"> classes in your system), then draw the </w:t>
       </w:r>
       <w:r>
         <w:rPr>
@@ -2663,7 +3014,31 @@
           <w:szCs w:val="20"/>
           <w:bdr w:val="none" w:sz="0" w:space="0" w:color="auto" w:frame="1"/>
         </w:rPr>
-        <w:t>or anything similar to classes in your system</w:t>
+        <w:t xml:space="preserve">or anything </w:t>
+      </w:r>
+      <w:proofErr w:type="gramStart"/>
+      <w:r>
+        <w:rPr>
+          <w:rFonts w:ascii="Arial" w:hAnsi="Arial" w:cs="Arial"/>
+          <w:i/>
+          <w:color w:val="000000"/>
+          <w:sz w:val="20"/>
+          <w:szCs w:val="20"/>
+          <w:bdr w:val="none" w:sz="0" w:space="0" w:color="auto" w:frame="1"/>
+        </w:rPr>
+        <w:t>similar to</w:t>
+      </w:r>
+      <w:proofErr w:type="gramEnd"/>
+      <w:r>
+        <w:rPr>
+          <w:rFonts w:ascii="Arial" w:hAnsi="Arial" w:cs="Arial"/>
+          <w:i/>
+          <w:color w:val="000000"/>
+          <w:sz w:val="20"/>
+          <w:szCs w:val="20"/>
+          <w:bdr w:val="none" w:sz="0" w:space="0" w:color="auto" w:frame="1"/>
+        </w:rPr>
+        <w:t xml:space="preserve"> classes in your system</w:t>
       </w:r>
       <w:r>
         <w:rPr>
@@ -3609,7 +3984,31 @@
           <w:szCs w:val="20"/>
           <w:bdr w:val="none" w:sz="0" w:space="0" w:color="auto" w:frame="1"/>
         </w:rPr>
-        <w:t xml:space="preserve"> similar to classes in your system), then draw the </w:t>
+        <w:t xml:space="preserve"> </w:t>
+      </w:r>
+      <w:proofErr w:type="gramStart"/>
+      <w:r>
+        <w:rPr>
+          <w:rFonts w:ascii="Arial" w:hAnsi="Arial" w:cs="Arial"/>
+          <w:i/>
+          <w:color w:val="000000"/>
+          <w:sz w:val="20"/>
+          <w:szCs w:val="20"/>
+          <w:bdr w:val="none" w:sz="0" w:space="0" w:color="auto" w:frame="1"/>
+        </w:rPr>
+        <w:t>similar to</w:t>
+      </w:r>
+      <w:proofErr w:type="gramEnd"/>
+      <w:r>
+        <w:rPr>
+          <w:rFonts w:ascii="Arial" w:hAnsi="Arial" w:cs="Arial"/>
+          <w:i/>
+          <w:color w:val="000000"/>
+          <w:sz w:val="20"/>
+          <w:szCs w:val="20"/>
+          <w:bdr w:val="none" w:sz="0" w:space="0" w:color="auto" w:frame="1"/>
+        </w:rPr>
+        <w:t xml:space="preserve"> classes in your system), then draw the </w:t>
       </w:r>
       <w:r>
         <w:rPr>
@@ -3899,7 +4298,31 @@
           <w:szCs w:val="20"/>
           <w:bdr w:val="none" w:sz="0" w:space="0" w:color="auto" w:frame="1"/>
         </w:rPr>
-        <w:t>or anything similar to classes in your system</w:t>
+        <w:t xml:space="preserve">or anything </w:t>
+      </w:r>
+      <w:proofErr w:type="gramStart"/>
+      <w:r>
+        <w:rPr>
+          <w:rFonts w:ascii="Arial" w:hAnsi="Arial" w:cs="Arial"/>
+          <w:i/>
+          <w:color w:val="000000"/>
+          <w:sz w:val="20"/>
+          <w:szCs w:val="20"/>
+          <w:bdr w:val="none" w:sz="0" w:space="0" w:color="auto" w:frame="1"/>
+        </w:rPr>
+        <w:t>similar to</w:t>
+      </w:r>
+      <w:proofErr w:type="gramEnd"/>
+      <w:r>
+        <w:rPr>
+          <w:rFonts w:ascii="Arial" w:hAnsi="Arial" w:cs="Arial"/>
+          <w:i/>
+          <w:color w:val="000000"/>
+          <w:sz w:val="20"/>
+          <w:szCs w:val="20"/>
+          <w:bdr w:val="none" w:sz="0" w:space="0" w:color="auto" w:frame="1"/>
+        </w:rPr>
+        <w:t xml:space="preserve"> classes in your system</w:t>
       </w:r>
       <w:r>
         <w:rPr>
@@ -4824,31 +5247,85 @@
           <w:szCs w:val="20"/>
           <w:bdr w:val="none" w:sz="0" w:space="0" w:color="auto" w:frame="1"/>
         </w:rPr>
-        <w:t xml:space="preserve">like event feeds. </w:t>
+        <w:t>like event feeds.</w:t>
       </w:r>
     </w:p>
     <w:p>
       <w:pPr>
-        <w:pStyle w:val="Heading1"/>
-        <w:rPr>
-          <w:bdr w:val="none" w:sz="0" w:space="0" w:color="auto" w:frame="1"/>
-        </w:rPr>
-      </w:pPr>
-      <w:r>
-        <w:rPr>
-          <w:bdr w:val="none" w:sz="0" w:space="0" w:color="auto" w:frame="1"/>
-        </w:rPr>
-        <w:t xml:space="preserve">Assumptions and Dependencies </w:t>
-      </w:r>
-      <w:r>
-        <w:rPr>
-          <w:bdr w:val="none" w:sz="0" w:space="0" w:color="auto" w:frame="1"/>
-        </w:rPr>
-        <w:t>(5 points)</w:t>
+        <w:shd w:val="clear" w:color="auto" w:fill="FFFFFF"/>
+        <w:rPr>
+          <w:rFonts w:ascii="Arial" w:hAnsi="Arial" w:cs="Arial"/>
+          <w:color w:val="000000"/>
+          <w:sz w:val="20"/>
+          <w:szCs w:val="20"/>
+          <w:bdr w:val="none" w:sz="0" w:space="0" w:color="auto" w:frame="1"/>
+        </w:rPr>
+      </w:pPr>
+      <w:r>
+        <w:rPr>
+          <w:rFonts w:ascii="Arial" w:hAnsi="Arial" w:cs="Arial"/>
+          <w:color w:val="000000"/>
+          <w:sz w:val="20"/>
+          <w:szCs w:val="20"/>
+          <w:bdr w:val="none" w:sz="0" w:space="0" w:color="auto" w:frame="1"/>
+        </w:rPr>
+        <w:t xml:space="preserve">We also plan on using </w:t>
+      </w:r>
+      <w:proofErr w:type="spellStart"/>
+      <w:r>
+        <w:rPr>
+          <w:rFonts w:ascii="Arial" w:hAnsi="Arial" w:cs="Arial"/>
+          <w:color w:val="000000"/>
+          <w:sz w:val="20"/>
+          <w:szCs w:val="20"/>
+          <w:bdr w:val="none" w:sz="0" w:space="0" w:color="auto" w:frame="1"/>
+        </w:rPr>
+        <w:t>javascript</w:t>
+      </w:r>
+      <w:proofErr w:type="spellEnd"/>
+      <w:r>
+        <w:rPr>
+          <w:rFonts w:ascii="Arial" w:hAnsi="Arial" w:cs="Arial"/>
+          <w:color w:val="000000"/>
+          <w:sz w:val="20"/>
+          <w:szCs w:val="20"/>
+          <w:bdr w:val="none" w:sz="0" w:space="0" w:color="auto" w:frame="1"/>
+        </w:rPr>
+        <w:t xml:space="preserve"> for the implementation of the FSU Map API.</w:t>
+      </w:r>
+      <w:r>
+        <w:rPr>
+          <w:rFonts w:ascii="Arial" w:hAnsi="Arial" w:cs="Arial"/>
+          <w:color w:val="000000"/>
+          <w:sz w:val="20"/>
+          <w:szCs w:val="20"/>
+          <w:bdr w:val="none" w:sz="0" w:space="0" w:color="auto" w:frame="1"/>
+        </w:rPr>
+        <w:t xml:space="preserve"> </w:t>
       </w:r>
     </w:p>
     <w:p>
       <w:pPr>
+        <w:pStyle w:val="Heading1"/>
+        <w:rPr>
+          <w:bdr w:val="none" w:sz="0" w:space="0" w:color="auto" w:frame="1"/>
+        </w:rPr>
+      </w:pPr>
+      <w:r>
+        <w:rPr>
+          <w:bdr w:val="none" w:sz="0" w:space="0" w:color="auto" w:frame="1"/>
+        </w:rPr>
+        <w:t xml:space="preserve">Assumptions and Dependencies </w:t>
+      </w:r>
+      <w:r>
+        <w:rPr>
+          <w:bdr w:val="none" w:sz="0" w:space="0" w:color="auto" w:frame="1"/>
+        </w:rPr>
+        <w:t>(5 points)</w:t>
+      </w:r>
+    </w:p>
+    <w:p>
+      <w:pPr>
         <w:shd w:val="clear" w:color="auto" w:fill="FFFFFF"/>
         <w:rPr>
           <w:rFonts w:ascii="Arial" w:hAnsi="Arial" w:cs="Arial"/>
@@ -4870,7 +5347,7 @@
           <w:szCs w:val="20"/>
           <w:bdr w:val="none" w:sz="0" w:space="0" w:color="auto" w:frame="1"/>
         </w:rPr>
-        <w:t xml:space="preserve">List any assumed factors (as opposed to known facts) that could affect the requirements stated in this document. These could include third-party or commercial components that you plan to use, issues around the development or operating environment, or constraints. The project could be affected if these assumptions are incorrect, are not shared, or change. Also identify any </w:t>
+        <w:t xml:space="preserve">List any assumed factors (as opposed to known facts) that could affect the requirements stated in this document. These could include third-party or commercial components that you plan to use, issues around the development or operating environment, or constraints. The project could be </w:t>
       </w:r>
       <w:r>
         <w:rPr>
@@ -4883,7 +5360,7 @@
           <w:bdr w:val="none" w:sz="0" w:space="0" w:color="auto" w:frame="1"/>
         </w:rPr>
         <w:lastRenderedPageBreak/>
-        <w:t>dependencies the project has on external factors, such as software components that you intend to reuse from another project.</w:t>
+        <w:t>affected if these assumptions are incorrect, are not shared, or change. Also identify any dependencies the project has on external factors, such as software components that you intend to reuse from another project.</w:t>
       </w:r>
     </w:p>
     <w:p>
@@ -5005,6 +5482,33 @@
     </w:p>
     <w:p>
       <w:pPr>
+        <w:pStyle w:val="ListParagraph"/>
+        <w:numPr>
+          <w:ilvl w:val="0"/>
+          <w:numId w:val="42"/>
+        </w:numPr>
+        <w:shd w:val="clear" w:color="auto" w:fill="FFFFFF"/>
+        <w:rPr>
+          <w:rFonts w:ascii="Arial" w:hAnsi="Arial" w:cs="Arial"/>
+          <w:color w:val="000000"/>
+          <w:sz w:val="20"/>
+          <w:szCs w:val="20"/>
+          <w:bdr w:val="none" w:sz="0" w:space="0" w:color="auto" w:frame="1"/>
+        </w:rPr>
+      </w:pPr>
+      <w:r>
+        <w:rPr>
+          <w:rFonts w:ascii="Arial" w:hAnsi="Arial" w:cs="Arial"/>
+          <w:color w:val="000000"/>
+          <w:sz w:val="20"/>
+          <w:szCs w:val="20"/>
+          <w:bdr w:val="none" w:sz="0" w:space="0" w:color="auto" w:frame="1"/>
+        </w:rPr>
+        <w:t>Users will know to sign in as a student or an RSO</w:t>
+      </w:r>
+    </w:p>
+    <w:p>
+      <w:pPr>
         <w:shd w:val="clear" w:color="auto" w:fill="FFFFFF"/>
         <w:rPr>
           <w:rFonts w:ascii="Arial" w:hAnsi="Arial" w:cs="Arial"/>
@@ -5090,6 +5594,46 @@
         </w:rPr>
         <w:t>Database</w:t>
       </w:r>
+    </w:p>
+    <w:p>
+      <w:pPr>
+        <w:pStyle w:val="ListParagraph"/>
+        <w:numPr>
+          <w:ilvl w:val="0"/>
+          <w:numId w:val="43"/>
+        </w:numPr>
+        <w:shd w:val="clear" w:color="auto" w:fill="FFFFFF"/>
+        <w:rPr>
+          <w:rFonts w:ascii="Arial" w:hAnsi="Arial" w:cs="Arial"/>
+          <w:color w:val="000000"/>
+          <w:sz w:val="20"/>
+          <w:szCs w:val="20"/>
+          <w:bdr w:val="none" w:sz="0" w:space="0" w:color="auto" w:frame="1"/>
+        </w:rPr>
+      </w:pPr>
+      <w:r>
+        <w:rPr>
+          <w:rFonts w:ascii="Arial" w:hAnsi="Arial" w:cs="Arial"/>
+          <w:color w:val="000000"/>
+          <w:sz w:val="20"/>
+          <w:szCs w:val="20"/>
+          <w:bdr w:val="none" w:sz="0" w:space="0" w:color="auto" w:frame="1"/>
+        </w:rPr>
+        <w:t>FSU MAP</w:t>
+      </w:r>
+    </w:p>
+    <w:p>
+      <w:pPr>
+        <w:shd w:val="clear" w:color="auto" w:fill="FFFFFF"/>
+        <w:ind w:left="360"/>
+        <w:rPr>
+          <w:rFonts w:ascii="Arial" w:hAnsi="Arial" w:cs="Arial"/>
+          <w:color w:val="000000"/>
+          <w:sz w:val="20"/>
+          <w:szCs w:val="20"/>
+          <w:bdr w:val="none" w:sz="0" w:space="0" w:color="auto" w:frame="1"/>
+        </w:rPr>
+      </w:pPr>
     </w:p>
     <w:sectPr>
       <w:pgSz w:w="12240" w:h="15840"/>

--- a/RD_Template.docx
+++ b/RD_Template.docx
@@ -159,7 +159,23 @@
           <w:sz w:val="28"/>
           <w:bdr w:val="none" w:sz="0" w:space="0" w:color="auto" w:frame="1"/>
         </w:rPr>
-        <w:t>Version 1.0</w:t>
+        <w:t xml:space="preserve">Version </w:t>
+      </w:r>
+      <w:r>
+        <w:rPr>
+          <w:rFonts w:ascii="Arial" w:hAnsi="Arial" w:cs="Arial"/>
+          <w:sz w:val="28"/>
+          <w:bdr w:val="none" w:sz="0" w:space="0" w:color="auto" w:frame="1"/>
+        </w:rPr>
+        <w:t>2</w:t>
+      </w:r>
+      <w:r>
+        <w:rPr>
+          <w:rFonts w:ascii="Arial" w:hAnsi="Arial" w:cs="Arial"/>
+          <w:sz w:val="28"/>
+          <w:bdr w:val="none" w:sz="0" w:space="0" w:color="auto" w:frame="1"/>
+        </w:rPr>
+        <w:t>.0</w:t>
       </w:r>
     </w:p>
     <w:p>
@@ -365,55 +381,7 @@
           <w:szCs w:val="20"/>
           <w:bdr w:val="none" w:sz="0" w:space="0" w:color="auto" w:frame="1"/>
         </w:rPr>
-        <w:t xml:space="preserve"> Give a general overview of the system in </w:t>
-      </w:r>
-      <w:proofErr w:type="gramStart"/>
-      <w:r>
-        <w:rPr>
-          <w:rFonts w:ascii="Arial" w:hAnsi="Arial" w:cs="Arial"/>
-          <w:i/>
-          <w:color w:val="000000"/>
-          <w:sz w:val="20"/>
-          <w:szCs w:val="20"/>
-          <w:bdr w:val="none" w:sz="0" w:space="0" w:color="auto" w:frame="1"/>
-        </w:rPr>
-        <w:t>1-2 paragraphs</w:t>
-      </w:r>
-      <w:proofErr w:type="gramEnd"/>
-      <w:r>
-        <w:rPr>
-          <w:rFonts w:ascii="Arial" w:hAnsi="Arial" w:cs="Arial"/>
-          <w:i/>
-          <w:color w:val="000000"/>
-          <w:sz w:val="20"/>
-          <w:szCs w:val="20"/>
-          <w:bdr w:val="none" w:sz="0" w:space="0" w:color="auto" w:frame="1"/>
-        </w:rPr>
-        <w:t xml:space="preserve"> (</w:t>
-      </w:r>
-      <w:proofErr w:type="gramStart"/>
-      <w:r>
-        <w:rPr>
-          <w:rFonts w:ascii="Arial" w:hAnsi="Arial" w:cs="Arial"/>
-          <w:i/>
-          <w:color w:val="000000"/>
-          <w:sz w:val="20"/>
-          <w:szCs w:val="20"/>
-          <w:bdr w:val="none" w:sz="0" w:space="0" w:color="auto" w:frame="1"/>
-        </w:rPr>
-        <w:t>similar to</w:t>
-      </w:r>
-      <w:proofErr w:type="gramEnd"/>
-      <w:r>
-        <w:rPr>
-          <w:rFonts w:ascii="Arial" w:hAnsi="Arial" w:cs="Arial"/>
-          <w:i/>
-          <w:color w:val="000000"/>
-          <w:sz w:val="20"/>
-          <w:szCs w:val="20"/>
-          <w:bdr w:val="none" w:sz="0" w:space="0" w:color="auto" w:frame="1"/>
-        </w:rPr>
-        <w:t xml:space="preserve"> the one in the project proposal). </w:t>
+        <w:t xml:space="preserve"> Give a general overview of the system in 1-2 paragraphs (similar to the one in the project proposal). </w:t>
       </w:r>
     </w:p>
     <w:p>
@@ -516,55 +484,7 @@
           <w:szCs w:val="20"/>
           <w:bdr w:val="none" w:sz="0" w:space="0" w:color="auto" w:frame="1"/>
         </w:rPr>
-        <w:t>, etc. We included role-</w:t>
-      </w:r>
-      <w:proofErr w:type="gramStart"/>
-      <w:r>
-        <w:rPr>
-          <w:rFonts w:ascii="Arial" w:hAnsi="Arial" w:cs="Arial"/>
-          <w:iCs/>
-          <w:color w:val="000000"/>
-          <w:sz w:val="20"/>
-          <w:szCs w:val="20"/>
-          <w:bdr w:val="none" w:sz="0" w:space="0" w:color="auto" w:frame="1"/>
-        </w:rPr>
-        <w:t>base</w:t>
-      </w:r>
-      <w:proofErr w:type="gramEnd"/>
-      <w:r>
-        <w:rPr>
-          <w:rFonts w:ascii="Arial" w:hAnsi="Arial" w:cs="Arial"/>
-          <w:iCs/>
-          <w:color w:val="000000"/>
-          <w:sz w:val="20"/>
-          <w:szCs w:val="20"/>
-          <w:bdr w:val="none" w:sz="0" w:space="0" w:color="auto" w:frame="1"/>
-        </w:rPr>
-        <w:t xml:space="preserve"> </w:t>
-      </w:r>
-      <w:proofErr w:type="gramStart"/>
-      <w:r>
-        <w:rPr>
-          <w:rFonts w:ascii="Arial" w:hAnsi="Arial" w:cs="Arial"/>
-          <w:iCs/>
-          <w:color w:val="000000"/>
-          <w:sz w:val="20"/>
-          <w:szCs w:val="20"/>
-          <w:bdr w:val="none" w:sz="0" w:space="0" w:color="auto" w:frame="1"/>
-        </w:rPr>
-        <w:t>accesses</w:t>
-      </w:r>
-      <w:proofErr w:type="gramEnd"/>
-      <w:r>
-        <w:rPr>
-          <w:rFonts w:ascii="Arial" w:hAnsi="Arial" w:cs="Arial"/>
-          <w:iCs/>
-          <w:color w:val="000000"/>
-          <w:sz w:val="20"/>
-          <w:szCs w:val="20"/>
-          <w:bdr w:val="none" w:sz="0" w:space="0" w:color="auto" w:frame="1"/>
-        </w:rPr>
-        <w:t xml:space="preserve"> for clubs/classes/groups that want to create events, and a schedule assistant for group availability. </w:t>
+        <w:t xml:space="preserve">, etc. We included role-base accesses for clubs/classes/groups that want to create events, and a schedule assistant for group availability. </w:t>
       </w:r>
     </w:p>
     <w:p>
@@ -855,55 +775,7 @@
           <w:bdr w:val="none" w:sz="0" w:space="0" w:color="auto" w:frame="1"/>
         </w:rPr>
         <w:tab/>
-        <w:t xml:space="preserve">(Brighter shade </w:t>
-      </w:r>
-      <w:proofErr w:type="gramStart"/>
-      <w:r>
-        <w:rPr>
-          <w:rFonts w:ascii="Arial" w:hAnsi="Arial" w:cs="Arial"/>
-          <w:i/>
-          <w:color w:val="000000"/>
-          <w:sz w:val="20"/>
-          <w:szCs w:val="20"/>
-          <w:bdr w:val="none" w:sz="0" w:space="0" w:color="auto" w:frame="1"/>
-        </w:rPr>
-        <w:t>indicate</w:t>
-      </w:r>
-      <w:proofErr w:type="gramEnd"/>
-      <w:r>
-        <w:rPr>
-          <w:rFonts w:ascii="Arial" w:hAnsi="Arial" w:cs="Arial"/>
-          <w:i/>
-          <w:color w:val="000000"/>
-          <w:sz w:val="20"/>
-          <w:szCs w:val="20"/>
-          <w:bdr w:val="none" w:sz="0" w:space="0" w:color="auto" w:frame="1"/>
-        </w:rPr>
-        <w:t xml:space="preserve"> how far it has been completed, the brighter green means, either completed or </w:t>
-      </w:r>
-      <w:proofErr w:type="gramStart"/>
-      <w:r>
-        <w:rPr>
-          <w:rFonts w:ascii="Arial" w:hAnsi="Arial" w:cs="Arial"/>
-          <w:i/>
-          <w:color w:val="000000"/>
-          <w:sz w:val="20"/>
-          <w:szCs w:val="20"/>
-          <w:bdr w:val="none" w:sz="0" w:space="0" w:color="auto" w:frame="1"/>
-        </w:rPr>
-        <w:t>really close</w:t>
-      </w:r>
-      <w:proofErr w:type="gramEnd"/>
-      <w:r>
-        <w:rPr>
-          <w:rFonts w:ascii="Arial" w:hAnsi="Arial" w:cs="Arial"/>
-          <w:i/>
-          <w:color w:val="000000"/>
-          <w:sz w:val="20"/>
-          <w:szCs w:val="20"/>
-          <w:bdr w:val="none" w:sz="0" w:space="0" w:color="auto" w:frame="1"/>
-        </w:rPr>
-        <w:t xml:space="preserve"> and the darker color means have not started)</w:t>
+        <w:t>(Brighter shade indicate how far it has been completed, the brighter green means, either completed or really close and the darker color means have not started)</w:t>
       </w:r>
     </w:p>
     <w:p>
@@ -1117,31 +989,7 @@
           <w:szCs w:val="20"/>
           <w:bdr w:val="none" w:sz="0" w:space="0" w:color="auto" w:frame="1"/>
         </w:rPr>
-        <w:t xml:space="preserve">. Also, allowing them to choose </w:t>
-      </w:r>
-      <w:proofErr w:type="gramStart"/>
-      <w:r>
-        <w:rPr>
-          <w:rFonts w:ascii="Arial" w:hAnsi="Arial" w:cs="Arial"/>
-          <w:iCs/>
-          <w:color w:val="00B050"/>
-          <w:sz w:val="20"/>
-          <w:szCs w:val="20"/>
-          <w:bdr w:val="none" w:sz="0" w:space="0" w:color="auto" w:frame="1"/>
-        </w:rPr>
-        <w:t>to friend</w:t>
-      </w:r>
-      <w:proofErr w:type="gramEnd"/>
-      <w:r>
-        <w:rPr>
-          <w:rFonts w:ascii="Arial" w:hAnsi="Arial" w:cs="Arial"/>
-          <w:iCs/>
-          <w:color w:val="00B050"/>
-          <w:sz w:val="20"/>
-          <w:szCs w:val="20"/>
-          <w:bdr w:val="none" w:sz="0" w:space="0" w:color="auto" w:frame="1"/>
-        </w:rPr>
-        <w:t xml:space="preserve"> and what friend group to join.</w:t>
+        <w:t>. Also, allowing them to choose to friend and what friend group to join.</w:t>
       </w:r>
     </w:p>
     <w:p>
@@ -1645,29 +1493,7 @@
           <w:sz w:val="20"/>
           <w:szCs w:val="20"/>
         </w:rPr>
-        <w:t xml:space="preserve">Should provide a consistent and easy to </w:t>
-      </w:r>
-      <w:proofErr w:type="gramStart"/>
-      <w:r>
-        <w:rPr>
-          <w:rFonts w:ascii="Arial" w:hAnsi="Arial" w:cs="Arial"/>
-          <w:iCs/>
-          <w:color w:val="000000"/>
-          <w:sz w:val="20"/>
-          <w:szCs w:val="20"/>
-        </w:rPr>
-        <w:t>use user</w:t>
-      </w:r>
-      <w:proofErr w:type="gramEnd"/>
-      <w:r>
-        <w:rPr>
-          <w:rFonts w:ascii="Arial" w:hAnsi="Arial" w:cs="Arial"/>
-          <w:iCs/>
-          <w:color w:val="000000"/>
-          <w:sz w:val="20"/>
-          <w:szCs w:val="20"/>
-        </w:rPr>
-        <w:t xml:space="preserve"> interface to reduce the learning curve</w:t>
+        <w:t>Should provide a consistent and easy to use user interface to reduce the learning curve</w:t>
       </w:r>
     </w:p>
     <w:p>
@@ -1713,7 +1539,6 @@
           <w:szCs w:val="20"/>
         </w:rPr>
       </w:pPr>
-      <w:proofErr w:type="gramStart"/>
       <w:r>
         <w:rPr>
           <w:rFonts w:ascii="Arial" w:hAnsi="Arial" w:cs="Arial"/>
@@ -1722,18 +1547,7 @@
           <w:sz w:val="20"/>
           <w:szCs w:val="20"/>
         </w:rPr>
-        <w:t>Should</w:t>
-      </w:r>
-      <w:proofErr w:type="gramEnd"/>
-      <w:r>
-        <w:rPr>
-          <w:rFonts w:ascii="Arial" w:hAnsi="Arial" w:cs="Arial"/>
-          <w:iCs/>
-          <w:color w:val="000000"/>
-          <w:sz w:val="20"/>
-          <w:szCs w:val="20"/>
-        </w:rPr>
-        <w:t xml:space="preserve"> make sure user data is securely stores and protected </w:t>
+        <w:t xml:space="preserve">Should make sure user data is securely stores and protected </w:t>
       </w:r>
     </w:p>
     <w:p>
@@ -1802,13 +1616,7 @@
         <w:rPr>
           <w:bdr w:val="none" w:sz="0" w:space="0" w:color="auto" w:frame="1"/>
         </w:rPr>
-        <w:t xml:space="preserve">Use Case </w:t>
-      </w:r>
-      <w:r>
-        <w:rPr>
-          <w:bdr w:val="none" w:sz="0" w:space="0" w:color="auto" w:frame="1"/>
-        </w:rPr>
-        <w:t>Diagram</w:t>
+        <w:t>Use Case Diagram</w:t>
       </w:r>
       <w:r>
         <w:rPr>
@@ -1820,19 +1628,7 @@
         <w:rPr>
           <w:bdr w:val="none" w:sz="0" w:space="0" w:color="auto" w:frame="1"/>
         </w:rPr>
-        <w:t>(1</w:t>
-      </w:r>
-      <w:r>
-        <w:rPr>
-          <w:bdr w:val="none" w:sz="0" w:space="0" w:color="auto" w:frame="1"/>
-        </w:rPr>
-        <w:t>0</w:t>
-      </w:r>
-      <w:r>
-        <w:rPr>
-          <w:bdr w:val="none" w:sz="0" w:space="0" w:color="auto" w:frame="1"/>
-        </w:rPr>
-        <w:t xml:space="preserve"> points)</w:t>
+        <w:t>(10 points)</w:t>
       </w:r>
     </w:p>
     <w:p>
@@ -1879,18 +1675,7 @@
           <w:szCs w:val="20"/>
           <w:bdr w:val="none" w:sz="0" w:space="0" w:color="auto" w:frame="1"/>
         </w:rPr>
-        <w:t xml:space="preserve"> </w:t>
-      </w:r>
-      <w:r>
-        <w:rPr>
-          <w:rFonts w:ascii="Arial" w:hAnsi="Arial" w:cs="Arial"/>
-          <w:i/>
-          <w:color w:val="000000"/>
-          <w:sz w:val="20"/>
-          <w:szCs w:val="20"/>
-          <w:bdr w:val="none" w:sz="0" w:space="0" w:color="auto" w:frame="1"/>
-        </w:rPr>
-        <w:t xml:space="preserve">and the </w:t>
+        <w:t xml:space="preserve"> and the </w:t>
       </w:r>
       <w:r>
         <w:rPr>
@@ -1925,117 +1710,18 @@
           <w:szCs w:val="20"/>
           <w:bdr w:val="none" w:sz="0" w:space="0" w:color="auto" w:frame="1"/>
         </w:rPr>
-        <w:t xml:space="preserve">for the system under development. The use case diagram should contain all the use cases </w:t>
-      </w:r>
-      <w:r>
-        <w:rPr>
-          <w:rFonts w:ascii="Arial" w:hAnsi="Arial" w:cs="Arial"/>
-          <w:i/>
-          <w:color w:val="000000"/>
-          <w:sz w:val="20"/>
-          <w:szCs w:val="20"/>
-          <w:bdr w:val="none" w:sz="0" w:space="0" w:color="auto" w:frame="1"/>
-        </w:rPr>
-        <w:t xml:space="preserve">and relationships between them </w:t>
-      </w:r>
-      <w:r>
-        <w:rPr>
-          <w:rFonts w:ascii="Arial" w:hAnsi="Arial" w:cs="Arial"/>
-          <w:i/>
-          <w:color w:val="000000"/>
-          <w:sz w:val="20"/>
-          <w:szCs w:val="20"/>
-          <w:bdr w:val="none" w:sz="0" w:space="0" w:color="auto" w:frame="1"/>
-        </w:rPr>
-        <w:t>needed to describe the functionality to be developed.</w:t>
-      </w:r>
-      <w:r>
-        <w:rPr>
-          <w:rFonts w:ascii="Arial" w:hAnsi="Arial" w:cs="Arial"/>
-          <w:i/>
-          <w:color w:val="000000"/>
-          <w:sz w:val="20"/>
-          <w:szCs w:val="20"/>
-          <w:bdr w:val="none" w:sz="0" w:space="0" w:color="auto" w:frame="1"/>
-        </w:rPr>
-        <w:t xml:space="preserve"> If you discover new use cases between two </w:t>
-      </w:r>
-      <w:r>
-        <w:rPr>
-          <w:rFonts w:ascii="Arial" w:hAnsi="Arial" w:cs="Arial"/>
-          <w:i/>
-          <w:color w:val="000000"/>
-          <w:sz w:val="20"/>
-          <w:szCs w:val="20"/>
-          <w:bdr w:val="none" w:sz="0" w:space="0" w:color="auto" w:frame="1"/>
-        </w:rPr>
-        <w:t>increment</w:t>
-      </w:r>
-      <w:r>
-        <w:rPr>
-          <w:rFonts w:ascii="Arial" w:hAnsi="Arial" w:cs="Arial"/>
-          <w:i/>
-          <w:color w:val="000000"/>
-          <w:sz w:val="20"/>
-          <w:szCs w:val="20"/>
-          <w:bdr w:val="none" w:sz="0" w:space="0" w:color="auto" w:frame="1"/>
-        </w:rPr>
-        <w:t xml:space="preserve">s, update the diagram for your </w:t>
-      </w:r>
-      <w:r>
-        <w:rPr>
-          <w:rFonts w:ascii="Arial" w:hAnsi="Arial" w:cs="Arial"/>
-          <w:i/>
-          <w:color w:val="000000"/>
-          <w:sz w:val="20"/>
-          <w:szCs w:val="20"/>
-          <w:bdr w:val="none" w:sz="0" w:space="0" w:color="auto" w:frame="1"/>
-        </w:rPr>
-        <w:t>future</w:t>
-      </w:r>
-      <w:r>
-        <w:rPr>
-          <w:rFonts w:ascii="Arial" w:hAnsi="Arial" w:cs="Arial"/>
-          <w:i/>
-          <w:color w:val="000000"/>
-          <w:sz w:val="20"/>
-          <w:szCs w:val="20"/>
-          <w:bdr w:val="none" w:sz="0" w:space="0" w:color="auto" w:frame="1"/>
-        </w:rPr>
-        <w:t xml:space="preserve"> </w:t>
-      </w:r>
-      <w:r>
-        <w:rPr>
-          <w:rFonts w:ascii="Arial" w:hAnsi="Arial" w:cs="Arial"/>
-          <w:i/>
-          <w:color w:val="000000"/>
-          <w:sz w:val="20"/>
-          <w:szCs w:val="20"/>
-          <w:bdr w:val="none" w:sz="0" w:space="0" w:color="auto" w:frame="1"/>
-        </w:rPr>
-        <w:t>increments</w:t>
-      </w:r>
-      <w:r>
-        <w:rPr>
-          <w:rFonts w:ascii="Arial" w:hAnsi="Arial" w:cs="Arial"/>
-          <w:i/>
-          <w:color w:val="000000"/>
-          <w:sz w:val="20"/>
-          <w:szCs w:val="20"/>
-          <w:bdr w:val="none" w:sz="0" w:space="0" w:color="auto" w:frame="1"/>
-        </w:rPr>
-        <w:t>.</w:t>
-      </w:r>
-      <w:r>
-        <w:rPr>
-          <w:rFonts w:ascii="Arial" w:hAnsi="Arial" w:cs="Arial"/>
-          <w:i/>
-          <w:color w:val="000000"/>
-          <w:sz w:val="20"/>
-          <w:szCs w:val="20"/>
-          <w:bdr w:val="none" w:sz="0" w:space="0" w:color="auto" w:frame="1"/>
-        </w:rPr>
-        <w:t xml:space="preserve"> </w:t>
+        <w:t>for the system under development. The use case diagram should contain all the use cases and relationships between them needed to describe the functionality to be developed.</w:t>
+      </w:r>
+      <w:r>
+        <w:rPr>
+          <w:rFonts w:ascii="Arial" w:hAnsi="Arial" w:cs="Arial"/>
+          <w:i/>
+          <w:color w:val="000000"/>
+          <w:sz w:val="20"/>
+          <w:szCs w:val="20"/>
+          <w:bdr w:val="none" w:sz="0" w:space="0" w:color="auto" w:frame="1"/>
+        </w:rPr>
+        <w:t xml:space="preserve"> If you discover new use cases between two increments, update the diagram for your future increments. </w:t>
       </w:r>
     </w:p>
     <w:p>
@@ -2043,16 +1729,6 @@
         <w:shd w:val="clear" w:color="auto" w:fill="FFFFFF"/>
         <w:rPr>
           <w:rFonts w:ascii="Arial" w:hAnsi="Arial" w:cs="Arial"/>
-          <w:i/>
-          <w:color w:val="000000"/>
-          <w:sz w:val="20"/>
-          <w:szCs w:val="20"/>
-          <w:bdr w:val="none" w:sz="0" w:space="0" w:color="auto" w:frame="1"/>
-        </w:rPr>
-      </w:pPr>
-      <w:r>
-        <w:rPr>
-          <w:rFonts w:ascii="Arial" w:hAnsi="Arial" w:cs="Arial"/>
           <w:b/>
           <w:bCs/>
           <w:i/>
@@ -2061,137 +1737,7 @@
           <w:szCs w:val="20"/>
           <w:bdr w:val="none" w:sz="0" w:space="0" w:color="auto" w:frame="1"/>
         </w:rPr>
-        <w:t xml:space="preserve">Textual descriptions of </w:t>
-      </w:r>
-      <w:r>
-        <w:rPr>
-          <w:rFonts w:ascii="Arial" w:hAnsi="Arial" w:cs="Arial"/>
-          <w:b/>
-          <w:bCs/>
-          <w:i/>
-          <w:color w:val="000000"/>
-          <w:sz w:val="20"/>
-          <w:szCs w:val="20"/>
-          <w:bdr w:val="none" w:sz="0" w:space="0" w:color="auto" w:frame="1"/>
-        </w:rPr>
-        <w:t xml:space="preserve">use </w:t>
-      </w:r>
-      <w:r>
-        <w:rPr>
-          <w:rFonts w:ascii="Arial" w:hAnsi="Arial" w:cs="Arial"/>
-          <w:b/>
-          <w:bCs/>
-          <w:i/>
-          <w:color w:val="000000"/>
-          <w:sz w:val="20"/>
-          <w:szCs w:val="20"/>
-          <w:bdr w:val="none" w:sz="0" w:space="0" w:color="auto" w:frame="1"/>
-        </w:rPr>
-        <w:t>case</w:t>
-      </w:r>
-      <w:r>
-        <w:rPr>
-          <w:rFonts w:ascii="Arial" w:hAnsi="Arial" w:cs="Arial"/>
-          <w:b/>
-          <w:bCs/>
-          <w:i/>
-          <w:color w:val="000000"/>
-          <w:sz w:val="20"/>
-          <w:szCs w:val="20"/>
-          <w:bdr w:val="none" w:sz="0" w:space="0" w:color="auto" w:frame="1"/>
-        </w:rPr>
-        <w:t>s</w:t>
-      </w:r>
-      <w:r>
-        <w:rPr>
-          <w:rFonts w:ascii="Arial" w:hAnsi="Arial" w:cs="Arial"/>
-          <w:i/>
-          <w:color w:val="000000"/>
-          <w:sz w:val="20"/>
-          <w:szCs w:val="20"/>
-          <w:bdr w:val="none" w:sz="0" w:space="0" w:color="auto" w:frame="1"/>
-        </w:rPr>
-        <w:t xml:space="preserve">: For the first increment, </w:t>
-      </w:r>
-      <w:proofErr w:type="gramStart"/>
-      <w:r>
-        <w:rPr>
-          <w:rFonts w:ascii="Arial" w:hAnsi="Arial" w:cs="Arial"/>
-          <w:i/>
-          <w:color w:val="000000"/>
-          <w:sz w:val="20"/>
-          <w:szCs w:val="20"/>
-          <w:bdr w:val="none" w:sz="0" w:space="0" w:color="auto" w:frame="1"/>
-        </w:rPr>
-        <w:t>the textual</w:t>
-      </w:r>
-      <w:proofErr w:type="gramEnd"/>
-      <w:r>
-        <w:rPr>
-          <w:rFonts w:ascii="Arial" w:hAnsi="Arial" w:cs="Arial"/>
-          <w:i/>
-          <w:color w:val="000000"/>
-          <w:sz w:val="20"/>
-          <w:szCs w:val="20"/>
-          <w:bdr w:val="none" w:sz="0" w:space="0" w:color="auto" w:frame="1"/>
-        </w:rPr>
-        <w:t xml:space="preserve"> descriptions for </w:t>
-      </w:r>
-      <w:r>
-        <w:rPr>
-          <w:rFonts w:ascii="Arial" w:hAnsi="Arial" w:cs="Arial"/>
-          <w:i/>
-          <w:color w:val="000000"/>
-          <w:sz w:val="20"/>
-          <w:szCs w:val="20"/>
-          <w:bdr w:val="none" w:sz="0" w:space="0" w:color="auto" w:frame="1"/>
-        </w:rPr>
-        <w:t xml:space="preserve">the </w:t>
-      </w:r>
-      <w:r>
-        <w:rPr>
-          <w:rFonts w:ascii="Arial" w:hAnsi="Arial" w:cs="Arial"/>
-          <w:i/>
-          <w:color w:val="000000"/>
-          <w:sz w:val="20"/>
-          <w:szCs w:val="20"/>
-          <w:bdr w:val="none" w:sz="0" w:space="0" w:color="auto" w:frame="1"/>
-        </w:rPr>
-        <w:t xml:space="preserve">use cases are not required. However, </w:t>
-      </w:r>
-      <w:r>
-        <w:rPr>
-          <w:rFonts w:ascii="Arial" w:hAnsi="Arial" w:cs="Arial"/>
-          <w:i/>
-          <w:color w:val="000000"/>
-          <w:sz w:val="20"/>
-          <w:szCs w:val="20"/>
-          <w:bdr w:val="none" w:sz="0" w:space="0" w:color="auto" w:frame="1"/>
-        </w:rPr>
-        <w:t>the textual descriptions for all use cases discovered for your system</w:t>
-      </w:r>
-      <w:r>
-        <w:rPr>
-          <w:rFonts w:ascii="Arial" w:hAnsi="Arial" w:cs="Arial"/>
-          <w:i/>
-          <w:color w:val="000000"/>
-          <w:sz w:val="20"/>
-          <w:szCs w:val="20"/>
-          <w:bdr w:val="none" w:sz="0" w:space="0" w:color="auto" w:frame="1"/>
-        </w:rPr>
-        <w:t xml:space="preserve"> are required for </w:t>
-      </w:r>
-      <w:r>
-        <w:rPr>
-          <w:rFonts w:ascii="Arial" w:hAnsi="Arial" w:cs="Arial"/>
-          <w:i/>
-          <w:color w:val="000000"/>
-          <w:sz w:val="20"/>
-          <w:szCs w:val="20"/>
-          <w:bdr w:val="none" w:sz="0" w:space="0" w:color="auto" w:frame="1"/>
-        </w:rPr>
-        <w:t>the second and third iterations.</w:t>
-      </w:r>
+      </w:pPr>
     </w:p>
     <w:p>
       <w:pPr>
@@ -2205,124 +1751,120 @@
           <w:bdr w:val="none" w:sz="0" w:space="0" w:color="auto" w:frame="1"/>
         </w:rPr>
       </w:pPr>
+      <w:r>
+        <w:rPr>
+          <w:rFonts w:ascii="Arial" w:hAnsi="Arial" w:cs="Arial"/>
+          <w:b/>
+          <w:bCs/>
+          <w:i/>
+          <w:color w:val="000000"/>
+          <w:sz w:val="20"/>
+          <w:szCs w:val="20"/>
+          <w:bdr w:val="none" w:sz="0" w:space="0" w:color="auto" w:frame="1"/>
+        </w:rPr>
+        <w:t xml:space="preserve">Textual descriptions of </w:t>
+      </w:r>
+      <w:r>
+        <w:rPr>
+          <w:rFonts w:ascii="Arial" w:hAnsi="Arial" w:cs="Arial"/>
+          <w:b/>
+          <w:bCs/>
+          <w:i/>
+          <w:color w:val="000000"/>
+          <w:sz w:val="20"/>
+          <w:szCs w:val="20"/>
+          <w:bdr w:val="none" w:sz="0" w:space="0" w:color="auto" w:frame="1"/>
+        </w:rPr>
+        <w:t xml:space="preserve">use </w:t>
+      </w:r>
+      <w:r>
+        <w:rPr>
+          <w:rFonts w:ascii="Arial" w:hAnsi="Arial" w:cs="Arial"/>
+          <w:b/>
+          <w:bCs/>
+          <w:i/>
+          <w:color w:val="000000"/>
+          <w:sz w:val="20"/>
+          <w:szCs w:val="20"/>
+          <w:bdr w:val="none" w:sz="0" w:space="0" w:color="auto" w:frame="1"/>
+        </w:rPr>
+        <w:t>case</w:t>
+      </w:r>
+      <w:r>
+        <w:rPr>
+          <w:rFonts w:ascii="Arial" w:hAnsi="Arial" w:cs="Arial"/>
+          <w:b/>
+          <w:bCs/>
+          <w:i/>
+          <w:color w:val="000000"/>
+          <w:sz w:val="20"/>
+          <w:szCs w:val="20"/>
+          <w:bdr w:val="none" w:sz="0" w:space="0" w:color="auto" w:frame="1"/>
+        </w:rPr>
+        <w:t>s</w:t>
+      </w:r>
+      <w:r>
+        <w:rPr>
+          <w:rFonts w:ascii="Arial" w:hAnsi="Arial" w:cs="Arial"/>
+          <w:i/>
+          <w:color w:val="000000"/>
+          <w:sz w:val="20"/>
+          <w:szCs w:val="20"/>
+          <w:bdr w:val="none" w:sz="0" w:space="0" w:color="auto" w:frame="1"/>
+        </w:rPr>
+        <w:t>: For the first increment, the textual descriptions for the use cases are not required. However, the textual descriptions for all use cases discovered for your system are required for the second and third iterations.</w:t>
+      </w:r>
     </w:p>
     <w:p>
       <w:pPr>
-        <w:pStyle w:val="Heading1"/>
-        <w:rPr>
-          <w:rFonts w:ascii="inherit" w:hAnsi="inherit" w:cs="Lucida Grande" w:hint="eastAsia"/>
-        </w:rPr>
-      </w:pPr>
-      <w:r>
-        <w:rPr>
-          <w:bdr w:val="none" w:sz="0" w:space="0" w:color="auto" w:frame="1"/>
-        </w:rPr>
-        <w:t>Use Case Diagram</w:t>
-      </w:r>
-      <w:r>
-        <w:rPr>
-          <w:bdr w:val="none" w:sz="0" w:space="0" w:color="auto" w:frame="1"/>
-        </w:rPr>
-        <w:t> </w:t>
-      </w:r>
-      <w:r>
-        <w:rPr>
-          <w:bdr w:val="none" w:sz="0" w:space="0" w:color="auto" w:frame="1"/>
-        </w:rPr>
-        <w:t>(10 points)</w:t>
-      </w:r>
+        <w:shd w:val="clear" w:color="auto" w:fill="FFFFFF"/>
+        <w:rPr>
+          <w:rFonts w:ascii="Arial" w:hAnsi="Arial" w:cs="Arial"/>
+          <w:i/>
+          <w:color w:val="000000"/>
+          <w:sz w:val="20"/>
+          <w:szCs w:val="20"/>
+          <w:bdr w:val="none" w:sz="0" w:space="0" w:color="auto" w:frame="1"/>
+        </w:rPr>
+      </w:pPr>
     </w:p>
     <w:p>
       <w:pPr>
         <w:shd w:val="clear" w:color="auto" w:fill="FFFFFF"/>
         <w:rPr>
           <w:rFonts w:ascii="Arial" w:hAnsi="Arial" w:cs="Arial"/>
-          <w:i/>
-          <w:color w:val="000000"/>
-          <w:sz w:val="20"/>
-          <w:szCs w:val="20"/>
-          <w:bdr w:val="none" w:sz="0" w:space="0" w:color="auto" w:frame="1"/>
-        </w:rPr>
-      </w:pPr>
-      <w:r>
-        <w:rPr>
-          <w:rFonts w:ascii="Arial" w:hAnsi="Arial" w:cs="Arial"/>
-          <w:i/>
-          <w:color w:val="000000"/>
-          <w:sz w:val="20"/>
-          <w:szCs w:val="20"/>
-          <w:bdr w:val="none" w:sz="0" w:space="0" w:color="auto" w:frame="1"/>
-        </w:rPr>
-        <w:t xml:space="preserve">This section presents the </w:t>
-      </w:r>
-      <w:r>
-        <w:rPr>
-          <w:rFonts w:ascii="Arial" w:hAnsi="Arial" w:cs="Arial"/>
-          <w:b/>
-          <w:i/>
-          <w:color w:val="000000"/>
-          <w:sz w:val="20"/>
-          <w:szCs w:val="20"/>
-          <w:bdr w:val="none" w:sz="0" w:space="0" w:color="auto" w:frame="1"/>
-        </w:rPr>
-        <w:t>use case diagram</w:t>
-      </w:r>
-      <w:r>
-        <w:rPr>
-          <w:rFonts w:ascii="Arial" w:hAnsi="Arial" w:cs="Arial"/>
-          <w:i/>
-          <w:color w:val="000000"/>
-          <w:sz w:val="20"/>
-          <w:szCs w:val="20"/>
-          <w:bdr w:val="none" w:sz="0" w:space="0" w:color="auto" w:frame="1"/>
-        </w:rPr>
-        <w:t xml:space="preserve"> and the </w:t>
-      </w:r>
-      <w:r>
-        <w:rPr>
-          <w:rFonts w:ascii="Arial" w:hAnsi="Arial" w:cs="Arial"/>
           <w:b/>
           <w:bCs/>
-          <w:i/>
-          <w:color w:val="000000"/>
-          <w:sz w:val="20"/>
-          <w:szCs w:val="20"/>
-          <w:bdr w:val="none" w:sz="0" w:space="0" w:color="auto" w:frame="1"/>
-        </w:rPr>
-        <w:t>textual descriptions</w:t>
-      </w:r>
-      <w:r>
-        <w:rPr>
-          <w:rFonts w:ascii="Arial" w:hAnsi="Arial" w:cs="Arial"/>
-          <w:i/>
-          <w:color w:val="000000"/>
-          <w:sz w:val="20"/>
-          <w:szCs w:val="20"/>
-          <w:bdr w:val="none" w:sz="0" w:space="0" w:color="auto" w:frame="1"/>
-        </w:rPr>
-        <w:t xml:space="preserve"> of the use cases </w:t>
-      </w:r>
-      <w:r>
-        <w:rPr>
-          <w:rFonts w:ascii="Arial" w:hAnsi="Arial" w:cs="Arial"/>
-          <w:i/>
-          <w:color w:val="000000"/>
-          <w:sz w:val="20"/>
-          <w:szCs w:val="20"/>
-          <w:bdr w:val="none" w:sz="0" w:space="0" w:color="auto" w:frame="1"/>
-        </w:rPr>
-        <w:t>for the system under development. The use case diagram should contain all the use cases and relationships between them needed to describe the functionality to be developed.</w:t>
-      </w:r>
-      <w:r>
-        <w:rPr>
-          <w:rFonts w:ascii="Arial" w:hAnsi="Arial" w:cs="Arial"/>
-          <w:i/>
-          <w:color w:val="000000"/>
-          <w:sz w:val="20"/>
-          <w:szCs w:val="20"/>
-          <w:bdr w:val="none" w:sz="0" w:space="0" w:color="auto" w:frame="1"/>
-        </w:rPr>
-        <w:t xml:space="preserve"> If you discover new use cases between two increments, update the diagram for your future increments. </w:t>
+          <w:iCs/>
+          <w:color w:val="000000"/>
+          <w:sz w:val="20"/>
+          <w:szCs w:val="20"/>
+          <w:bdr w:val="none" w:sz="0" w:space="0" w:color="auto" w:frame="1"/>
+        </w:rPr>
+      </w:pPr>
+      <w:r>
+        <w:rPr>
+          <w:rFonts w:ascii="Arial" w:hAnsi="Arial" w:cs="Arial"/>
+          <w:i/>
+          <w:color w:val="000000"/>
+          <w:sz w:val="20"/>
+          <w:szCs w:val="20"/>
+          <w:bdr w:val="none" w:sz="0" w:space="0" w:color="auto" w:frame="1"/>
+        </w:rPr>
+        <w:tab/>
+      </w:r>
+      <w:r>
+        <w:rPr>
+          <w:rFonts w:ascii="Arial" w:hAnsi="Arial" w:cs="Arial"/>
+          <w:b/>
+          <w:bCs/>
+          <w:iCs/>
+          <w:color w:val="000000"/>
+          <w:sz w:val="20"/>
+          <w:szCs w:val="20"/>
+          <w:bdr w:val="none" w:sz="0" w:space="0" w:color="auto" w:frame="1"/>
+        </w:rPr>
+        <w:t>We have two groups, Student and RSO admin.  Both are able to register, login and log out of the application. Students will be able to add, delete, and view their own schedule which will have any events that are going on for them be it school, personal, or event related. The events that they can add are added to the DB by the RSO admin, who can create events, delete events, and other functionality. These events and schedule are connected in a way so that if an RSO admin decided to delete an event from happening it should be updated in the student’s schedule to get rid of that event. But not the other way around. The students is also able to make a friend group consisting of their friend that they have sent a request to. They are also able to accept the request to be a friend. If they remove a friend that shouldn’t affect the group they are in (ex: if a friend is removed from their friend list that does not mean they should be removed from the group as those are 2 separate things)</w:t>
       </w:r>
     </w:p>
     <w:p>
@@ -2337,93 +1879,6 @@
           <w:bdr w:val="none" w:sz="0" w:space="0" w:color="auto" w:frame="1"/>
         </w:rPr>
       </w:pPr>
-      <w:r>
-        <w:rPr>
-          <w:rFonts w:ascii="Arial" w:hAnsi="Arial" w:cs="Arial"/>
-          <w:b/>
-          <w:bCs/>
-          <w:i/>
-          <w:color w:val="000000"/>
-          <w:sz w:val="20"/>
-          <w:szCs w:val="20"/>
-          <w:bdr w:val="none" w:sz="0" w:space="0" w:color="auto" w:frame="1"/>
-        </w:rPr>
-        <w:t xml:space="preserve">Textual descriptions of </w:t>
-      </w:r>
-      <w:r>
-        <w:rPr>
-          <w:rFonts w:ascii="Arial" w:hAnsi="Arial" w:cs="Arial"/>
-          <w:b/>
-          <w:bCs/>
-          <w:i/>
-          <w:color w:val="000000"/>
-          <w:sz w:val="20"/>
-          <w:szCs w:val="20"/>
-          <w:bdr w:val="none" w:sz="0" w:space="0" w:color="auto" w:frame="1"/>
-        </w:rPr>
-        <w:t xml:space="preserve">use </w:t>
-      </w:r>
-      <w:r>
-        <w:rPr>
-          <w:rFonts w:ascii="Arial" w:hAnsi="Arial" w:cs="Arial"/>
-          <w:b/>
-          <w:bCs/>
-          <w:i/>
-          <w:color w:val="000000"/>
-          <w:sz w:val="20"/>
-          <w:szCs w:val="20"/>
-          <w:bdr w:val="none" w:sz="0" w:space="0" w:color="auto" w:frame="1"/>
-        </w:rPr>
-        <w:t>case</w:t>
-      </w:r>
-      <w:r>
-        <w:rPr>
-          <w:rFonts w:ascii="Arial" w:hAnsi="Arial" w:cs="Arial"/>
-          <w:b/>
-          <w:bCs/>
-          <w:i/>
-          <w:color w:val="000000"/>
-          <w:sz w:val="20"/>
-          <w:szCs w:val="20"/>
-          <w:bdr w:val="none" w:sz="0" w:space="0" w:color="auto" w:frame="1"/>
-        </w:rPr>
-        <w:t>s</w:t>
-      </w:r>
-      <w:r>
-        <w:rPr>
-          <w:rFonts w:ascii="Arial" w:hAnsi="Arial" w:cs="Arial"/>
-          <w:i/>
-          <w:color w:val="000000"/>
-          <w:sz w:val="20"/>
-          <w:szCs w:val="20"/>
-          <w:bdr w:val="none" w:sz="0" w:space="0" w:color="auto" w:frame="1"/>
-        </w:rPr>
-        <w:t xml:space="preserve">: For the first increment, </w:t>
-      </w:r>
-      <w:proofErr w:type="gramStart"/>
-      <w:r>
-        <w:rPr>
-          <w:rFonts w:ascii="Arial" w:hAnsi="Arial" w:cs="Arial"/>
-          <w:i/>
-          <w:color w:val="000000"/>
-          <w:sz w:val="20"/>
-          <w:szCs w:val="20"/>
-          <w:bdr w:val="none" w:sz="0" w:space="0" w:color="auto" w:frame="1"/>
-        </w:rPr>
-        <w:t>the textual</w:t>
-      </w:r>
-      <w:proofErr w:type="gramEnd"/>
-      <w:r>
-        <w:rPr>
-          <w:rFonts w:ascii="Arial" w:hAnsi="Arial" w:cs="Arial"/>
-          <w:i/>
-          <w:color w:val="000000"/>
-          <w:sz w:val="20"/>
-          <w:szCs w:val="20"/>
-          <w:bdr w:val="none" w:sz="0" w:space="0" w:color="auto" w:frame="1"/>
-        </w:rPr>
-        <w:t xml:space="preserve"> descriptions for the use cases are not required. However, the textual descriptions for all use cases discovered for your system are required for the second and third iterations.</w:t>
-      </w:r>
     </w:p>
     <w:p>
       <w:pPr>
@@ -2437,19 +1892,6 @@
           <w:bdr w:val="none" w:sz="0" w:space="0" w:color="auto" w:frame="1"/>
         </w:rPr>
       </w:pPr>
-    </w:p>
-    <w:p>
-      <w:pPr>
-        <w:shd w:val="clear" w:color="auto" w:fill="FFFFFF"/>
-        <w:rPr>
-          <w:rFonts w:ascii="Arial" w:hAnsi="Arial" w:cs="Arial"/>
-          <w:i/>
-          <w:color w:val="000000"/>
-          <w:sz w:val="20"/>
-          <w:szCs w:val="20"/>
-          <w:bdr w:val="none" w:sz="0" w:space="0" w:color="auto" w:frame="1"/>
-        </w:rPr>
-      </w:pPr>
       <w:r>
         <w:rPr>
           <w:rFonts w:ascii="Arial" w:hAnsi="Arial" w:cs="Arial"/>
@@ -2458,9 +1900,240 @@
           <w:color w:val="000000"/>
           <w:sz w:val="20"/>
           <w:szCs w:val="20"/>
-          <w:bdr w:val="none" w:sz="0" w:space="0" w:color="auto" w:frame="1"/>
         </w:rPr>
         <w:lastRenderedPageBreak/>
+        <mc:AlternateContent>
+          <mc:Choice Requires="wps">
+            <w:drawing>
+              <wp:anchor distT="0" distB="0" distL="114300" distR="114300" simplePos="0" relativeHeight="251661312" behindDoc="0" locked="0" layoutInCell="1" allowOverlap="1" wp14:anchorId="129A3371" wp14:editId="310916E2">
+                <wp:simplePos x="0" y="0"/>
+                <wp:positionH relativeFrom="column">
+                  <wp:posOffset>604320</wp:posOffset>
+                </wp:positionH>
+                <wp:positionV relativeFrom="paragraph">
+                  <wp:posOffset>1658670</wp:posOffset>
+                </wp:positionV>
+                <wp:extent cx="805488" cy="2514978"/>
+                <wp:effectExtent l="57150" t="38100" r="71120" b="76200"/>
+                <wp:wrapNone/>
+                <wp:docPr id="1506698200" name="Straight Connector 1"/>
+                <wp:cNvGraphicFramePr/>
+                <a:graphic xmlns:a="http://schemas.openxmlformats.org/drawingml/2006/main">
+                  <a:graphicData uri="http://schemas.microsoft.com/office/word/2010/wordprocessingShape">
+                    <wps:wsp>
+                      <wps:cNvCnPr/>
+                      <wps:spPr>
+                        <a:xfrm flipV="1">
+                          <a:off x="0" y="0"/>
+                          <a:ext cx="805488" cy="2514978"/>
+                        </a:xfrm>
+                        <a:prstGeom prst="line">
+                          <a:avLst/>
+                        </a:prstGeom>
+                        <a:ln>
+                          <a:solidFill>
+                            <a:schemeClr val="bg1"/>
+                          </a:solidFill>
+                        </a:ln>
+                      </wps:spPr>
+                      <wps:style>
+                        <a:lnRef idx="2">
+                          <a:schemeClr val="accent1"/>
+                        </a:lnRef>
+                        <a:fillRef idx="0">
+                          <a:schemeClr val="accent1"/>
+                        </a:fillRef>
+                        <a:effectRef idx="1">
+                          <a:schemeClr val="accent1"/>
+                        </a:effectRef>
+                        <a:fontRef idx="minor">
+                          <a:schemeClr val="tx1"/>
+                        </a:fontRef>
+                      </wps:style>
+                      <wps:bodyPr/>
+                    </wps:wsp>
+                  </a:graphicData>
+                </a:graphic>
+                <wp14:sizeRelH relativeFrom="margin">
+                  <wp14:pctWidth>0</wp14:pctWidth>
+                </wp14:sizeRelH>
+                <wp14:sizeRelV relativeFrom="margin">
+                  <wp14:pctHeight>0</wp14:pctHeight>
+                </wp14:sizeRelV>
+              </wp:anchor>
+            </w:drawing>
+          </mc:Choice>
+          <mc:Fallback>
+            <w:pict>
+              <v:line w14:anchorId="61A2230A" id="Straight Connector 1" o:spid="_x0000_s1026" style="position:absolute;flip:y;z-index:251661312;visibility:visible;mso-wrap-style:square;mso-width-percent:0;mso-height-percent:0;mso-wrap-distance-left:9pt;mso-wrap-distance-top:0;mso-wrap-distance-right:9pt;mso-wrap-distance-bottom:0;mso-position-horizontal:absolute;mso-position-horizontal-relative:text;mso-position-vertical:absolute;mso-position-vertical-relative:text;mso-width-percent:0;mso-height-percent:0;mso-width-relative:margin;mso-height-relative:margin" from="47.6pt,130.6pt" to="111pt,328.65pt" o:gfxdata="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" strokecolor="white [3212]" strokeweight="2pt">
+                <v:shadow on="t" color="black" opacity="24903f" origin=",.5" offset="0,.55556mm"/>
+              </v:line>
+            </w:pict>
+          </mc:Fallback>
+        </mc:AlternateContent>
+      </w:r>
+      <w:r>
+        <w:rPr>
+          <w:rFonts w:ascii="Arial" w:hAnsi="Arial" w:cs="Arial"/>
+          <w:i/>
+          <w:noProof/>
+          <w:color w:val="000000"/>
+          <w:sz w:val="20"/>
+          <w:szCs w:val="20"/>
+        </w:rPr>
+        <mc:AlternateContent>
+          <mc:Choice Requires="wps">
+            <w:drawing>
+              <wp:anchor distT="0" distB="0" distL="114300" distR="114300" simplePos="0" relativeHeight="251663360" behindDoc="0" locked="0" layoutInCell="1" allowOverlap="1" wp14:anchorId="5091599F" wp14:editId="0780F3A1">
+                <wp:simplePos x="0" y="0"/>
+                <wp:positionH relativeFrom="column">
+                  <wp:posOffset>579988</wp:posOffset>
+                </wp:positionH>
+                <wp:positionV relativeFrom="paragraph">
+                  <wp:posOffset>1285591</wp:posOffset>
+                </wp:positionV>
+                <wp:extent cx="712394" cy="2871281"/>
+                <wp:effectExtent l="57150" t="38100" r="69215" b="81915"/>
+                <wp:wrapNone/>
+                <wp:docPr id="354999460" name="Straight Connector 1"/>
+                <wp:cNvGraphicFramePr/>
+                <a:graphic xmlns:a="http://schemas.openxmlformats.org/drawingml/2006/main">
+                  <a:graphicData uri="http://schemas.microsoft.com/office/word/2010/wordprocessingShape">
+                    <wps:wsp>
+                      <wps:cNvCnPr/>
+                      <wps:spPr>
+                        <a:xfrm flipV="1">
+                          <a:off x="0" y="0"/>
+                          <a:ext cx="712394" cy="2871281"/>
+                        </a:xfrm>
+                        <a:prstGeom prst="line">
+                          <a:avLst/>
+                        </a:prstGeom>
+                        <a:ln>
+                          <a:solidFill>
+                            <a:schemeClr val="bg1"/>
+                          </a:solidFill>
+                        </a:ln>
+                      </wps:spPr>
+                      <wps:style>
+                        <a:lnRef idx="2">
+                          <a:schemeClr val="accent1"/>
+                        </a:lnRef>
+                        <a:fillRef idx="0">
+                          <a:schemeClr val="accent1"/>
+                        </a:fillRef>
+                        <a:effectRef idx="1">
+                          <a:schemeClr val="accent1"/>
+                        </a:effectRef>
+                        <a:fontRef idx="minor">
+                          <a:schemeClr val="tx1"/>
+                        </a:fontRef>
+                      </wps:style>
+                      <wps:bodyPr/>
+                    </wps:wsp>
+                  </a:graphicData>
+                </a:graphic>
+                <wp14:sizeRelH relativeFrom="margin">
+                  <wp14:pctWidth>0</wp14:pctWidth>
+                </wp14:sizeRelH>
+                <wp14:sizeRelV relativeFrom="margin">
+                  <wp14:pctHeight>0</wp14:pctHeight>
+                </wp14:sizeRelV>
+              </wp:anchor>
+            </w:drawing>
+          </mc:Choice>
+          <mc:Fallback>
+            <w:pict>
+              <v:line w14:anchorId="45E67216" id="Straight Connector 1" o:spid="_x0000_s1026" style="position:absolute;flip:y;z-index:251663360;visibility:visible;mso-wrap-style:square;mso-width-percent:0;mso-height-percent:0;mso-wrap-distance-left:9pt;mso-wrap-distance-top:0;mso-wrap-distance-right:9pt;mso-wrap-distance-bottom:0;mso-position-horizontal:absolute;mso-position-horizontal-relative:text;mso-position-vertical:absolute;mso-position-vertical-relative:text;mso-width-percent:0;mso-height-percent:0;mso-width-relative:margin;mso-height-relative:margin" from="45.65pt,101.25pt" to="101.75pt,327.35pt" o:gfxdata="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" strokecolor="white [3212]" strokeweight="2pt">
+                <v:shadow on="t" color="black" opacity="24903f" origin=",.5" offset="0,.55556mm"/>
+              </v:line>
+            </w:pict>
+          </mc:Fallback>
+        </mc:AlternateContent>
+      </w:r>
+      <w:r>
+        <w:rPr>
+          <w:rFonts w:ascii="Arial" w:hAnsi="Arial" w:cs="Arial"/>
+          <w:i/>
+          <w:noProof/>
+          <w:color w:val="000000"/>
+          <w:sz w:val="20"/>
+          <w:szCs w:val="20"/>
+        </w:rPr>
+        <mc:AlternateContent>
+          <mc:Choice Requires="wps">
+            <w:drawing>
+              <wp:anchor distT="0" distB="0" distL="114300" distR="114300" simplePos="0" relativeHeight="251659264" behindDoc="0" locked="0" layoutInCell="1" allowOverlap="1" wp14:anchorId="5BC02E3A" wp14:editId="411BA292">
+                <wp:simplePos x="0" y="0"/>
+                <wp:positionH relativeFrom="column">
+                  <wp:posOffset>559051</wp:posOffset>
+                </wp:positionH>
+                <wp:positionV relativeFrom="paragraph">
+                  <wp:posOffset>923453</wp:posOffset>
+                </wp:positionV>
+                <wp:extent cx="624690" cy="3195874"/>
+                <wp:effectExtent l="57150" t="38100" r="61595" b="81280"/>
+                <wp:wrapNone/>
+                <wp:docPr id="1244190594" name="Straight Connector 1"/>
+                <wp:cNvGraphicFramePr/>
+                <a:graphic xmlns:a="http://schemas.openxmlformats.org/drawingml/2006/main">
+                  <a:graphicData uri="http://schemas.microsoft.com/office/word/2010/wordprocessingShape">
+                    <wps:wsp>
+                      <wps:cNvCnPr/>
+                      <wps:spPr>
+                        <a:xfrm flipV="1">
+                          <a:off x="0" y="0"/>
+                          <a:ext cx="624690" cy="3195874"/>
+                        </a:xfrm>
+                        <a:prstGeom prst="line">
+                          <a:avLst/>
+                        </a:prstGeom>
+                        <a:ln>
+                          <a:solidFill>
+                            <a:schemeClr val="bg1"/>
+                          </a:solidFill>
+                        </a:ln>
+                      </wps:spPr>
+                      <wps:style>
+                        <a:lnRef idx="2">
+                          <a:schemeClr val="accent1"/>
+                        </a:lnRef>
+                        <a:fillRef idx="0">
+                          <a:schemeClr val="accent1"/>
+                        </a:fillRef>
+                        <a:effectRef idx="1">
+                          <a:schemeClr val="accent1"/>
+                        </a:effectRef>
+                        <a:fontRef idx="minor">
+                          <a:schemeClr val="tx1"/>
+                        </a:fontRef>
+                      </wps:style>
+                      <wps:bodyPr/>
+                    </wps:wsp>
+                  </a:graphicData>
+                </a:graphic>
+              </wp:anchor>
+            </w:drawing>
+          </mc:Choice>
+          <mc:Fallback>
+            <w:pict>
+              <v:line w14:anchorId="3A0781BE" id="Straight Connector 1" o:spid="_x0000_s1026" style="position:absolute;flip:y;z-index:251659264;visibility:visible;mso-wrap-style:square;mso-wrap-distance-left:9pt;mso-wrap-distance-top:0;mso-wrap-distance-right:9pt;mso-wrap-distance-bottom:0;mso-position-horizontal:absolute;mso-position-horizontal-relative:text;mso-position-vertical:absolute;mso-position-vertical-relative:text" from="44pt,72.7pt" to="93.2pt,324.35pt" o:gfxdata="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" strokecolor="white [3212]" strokeweight="2pt">
+                <v:shadow on="t" color="black" opacity="24903f" origin=",.5" offset="0,.55556mm"/>
+              </v:line>
+            </w:pict>
+          </mc:Fallback>
+        </mc:AlternateContent>
+      </w:r>
+      <w:r>
+        <w:rPr>
+          <w:rFonts w:ascii="Arial" w:hAnsi="Arial" w:cs="Arial"/>
+          <w:i/>
+          <w:noProof/>
+          <w:color w:val="000000"/>
+          <w:sz w:val="20"/>
+          <w:szCs w:val="20"/>
+          <w:bdr w:val="none" w:sz="0" w:space="0" w:color="auto" w:frame="1"/>
+        </w:rPr>
         <w:drawing>
           <wp:inline distT="0" distB="0" distL="0" distR="0" wp14:anchorId="639E0C46" wp14:editId="647CDFAF">
             <wp:extent cx="5486400" cy="6299200"/>
@@ -2500,29 +2173,16 @@
     </w:p>
     <w:p>
       <w:pPr>
-        <w:pStyle w:val="Heading1"/>
-        <w:rPr>
-          <w:rFonts w:ascii="inherit" w:hAnsi="inherit" w:cs="Lucida Grande" w:hint="eastAsia"/>
-        </w:rPr>
-      </w:pPr>
-      <w:r>
-        <w:rPr>
-          <w:bdr w:val="none" w:sz="0" w:space="0" w:color="auto" w:frame="1"/>
-        </w:rPr>
-        <w:t>Class Diagram</w:t>
-      </w:r>
-      <w:r>
-        <w:rPr>
-          <w:bdr w:val="none" w:sz="0" w:space="0" w:color="auto" w:frame="1"/>
-        </w:rPr>
-        <w:t> </w:t>
-      </w:r>
-      <w:r>
-        <w:rPr>
-          <w:bdr w:val="none" w:sz="0" w:space="0" w:color="auto" w:frame="1"/>
-        </w:rPr>
-        <w:t>and/or Sequence Diagrams (15 points)</w:t>
-      </w:r>
+        <w:shd w:val="clear" w:color="auto" w:fill="FFFFFF"/>
+        <w:rPr>
+          <w:rFonts w:ascii="Arial" w:hAnsi="Arial" w:cs="Arial"/>
+          <w:i/>
+          <w:color w:val="000000"/>
+          <w:sz w:val="20"/>
+          <w:szCs w:val="20"/>
+          <w:bdr w:val="none" w:sz="0" w:space="0" w:color="auto" w:frame="1"/>
+        </w:rPr>
+      </w:pPr>
     </w:p>
     <w:p>
       <w:pPr>
@@ -2536,99 +2196,6 @@
           <w:bdr w:val="none" w:sz="0" w:space="0" w:color="auto" w:frame="1"/>
         </w:rPr>
       </w:pPr>
-      <w:r>
-        <w:rPr>
-          <w:rFonts w:ascii="Arial" w:hAnsi="Arial" w:cs="Arial"/>
-          <w:i/>
-          <w:color w:val="000000"/>
-          <w:sz w:val="20"/>
-          <w:szCs w:val="20"/>
-          <w:bdr w:val="none" w:sz="0" w:space="0" w:color="auto" w:frame="1"/>
-        </w:rPr>
-        <w:t xml:space="preserve">This section presents a high-level overview of the anticipated system architecture using a </w:t>
-      </w:r>
-      <w:r>
-        <w:rPr>
-          <w:rFonts w:ascii="Arial" w:hAnsi="Arial" w:cs="Arial"/>
-          <w:b/>
-          <w:i/>
-          <w:color w:val="000000"/>
-          <w:sz w:val="20"/>
-          <w:szCs w:val="20"/>
-          <w:bdr w:val="none" w:sz="0" w:space="0" w:color="auto" w:frame="1"/>
-        </w:rPr>
-        <w:t>class</w:t>
-      </w:r>
-      <w:r>
-        <w:rPr>
-          <w:rFonts w:ascii="Arial" w:hAnsi="Arial" w:cs="Arial"/>
-          <w:i/>
-          <w:color w:val="000000"/>
-          <w:sz w:val="20"/>
-          <w:szCs w:val="20"/>
-          <w:bdr w:val="none" w:sz="0" w:space="0" w:color="auto" w:frame="1"/>
-        </w:rPr>
-        <w:t xml:space="preserve"> </w:t>
-      </w:r>
-      <w:r>
-        <w:rPr>
-          <w:rFonts w:ascii="Arial" w:hAnsi="Arial" w:cs="Arial"/>
-          <w:b/>
-          <w:i/>
-          <w:color w:val="000000"/>
-          <w:sz w:val="20"/>
-          <w:szCs w:val="20"/>
-          <w:bdr w:val="none" w:sz="0" w:space="0" w:color="auto" w:frame="1"/>
-        </w:rPr>
-        <w:t>diagram</w:t>
-      </w:r>
-      <w:r>
-        <w:rPr>
-          <w:rFonts w:ascii="Arial" w:hAnsi="Arial" w:cs="Arial"/>
-          <w:b/>
-          <w:i/>
-          <w:color w:val="000000"/>
-          <w:sz w:val="20"/>
-          <w:szCs w:val="20"/>
-          <w:bdr w:val="none" w:sz="0" w:space="0" w:color="auto" w:frame="1"/>
-        </w:rPr>
-        <w:t xml:space="preserve"> </w:t>
-      </w:r>
-      <w:r>
-        <w:rPr>
-          <w:rFonts w:ascii="Arial" w:hAnsi="Arial" w:cs="Arial"/>
-          <w:bCs/>
-          <w:i/>
-          <w:color w:val="000000"/>
-          <w:sz w:val="20"/>
-          <w:szCs w:val="20"/>
-          <w:bdr w:val="none" w:sz="0" w:space="0" w:color="auto" w:frame="1"/>
-        </w:rPr>
-        <w:t>and/or</w:t>
-      </w:r>
-      <w:r>
-        <w:rPr>
-          <w:rFonts w:ascii="Arial" w:hAnsi="Arial" w:cs="Arial"/>
-          <w:b/>
-          <w:i/>
-          <w:color w:val="000000"/>
-          <w:sz w:val="20"/>
-          <w:szCs w:val="20"/>
-          <w:bdr w:val="none" w:sz="0" w:space="0" w:color="auto" w:frame="1"/>
-        </w:rPr>
-        <w:t xml:space="preserve"> sequence diagrams</w:t>
-      </w:r>
-      <w:r>
-        <w:rPr>
-          <w:rFonts w:ascii="Arial" w:hAnsi="Arial" w:cs="Arial"/>
-          <w:i/>
-          <w:color w:val="000000"/>
-          <w:sz w:val="20"/>
-          <w:szCs w:val="20"/>
-          <w:bdr w:val="none" w:sz="0" w:space="0" w:color="auto" w:frame="1"/>
-        </w:rPr>
-        <w:t xml:space="preserve">. </w:t>
-      </w:r>
     </w:p>
     <w:p>
       <w:pPr>
@@ -2637,6 +2204,151 @@
           <w:rFonts w:ascii="Arial" w:hAnsi="Arial" w:cs="Arial"/>
           <w:i/>
           <w:color w:val="000000"/>
+          <w:sz w:val="20"/>
+          <w:szCs w:val="20"/>
+          <w:bdr w:val="none" w:sz="0" w:space="0" w:color="auto" w:frame="1"/>
+        </w:rPr>
+      </w:pPr>
+    </w:p>
+    <w:p>
+      <w:pPr>
+        <w:pStyle w:val="Heading1"/>
+        <w:rPr>
+          <w:rFonts w:ascii="inherit" w:hAnsi="inherit" w:cs="Lucida Grande" w:hint="eastAsia"/>
+        </w:rPr>
+      </w:pPr>
+      <w:r>
+        <w:rPr>
+          <w:bdr w:val="none" w:sz="0" w:space="0" w:color="auto" w:frame="1"/>
+        </w:rPr>
+        <w:t>Class Diagram</w:t>
+      </w:r>
+      <w:r>
+        <w:rPr>
+          <w:bdr w:val="none" w:sz="0" w:space="0" w:color="auto" w:frame="1"/>
+        </w:rPr>
+        <w:t> </w:t>
+      </w:r>
+      <w:r>
+        <w:rPr>
+          <w:bdr w:val="none" w:sz="0" w:space="0" w:color="auto" w:frame="1"/>
+        </w:rPr>
+        <w:t>and/or Sequence Diagrams (15 points)</w:t>
+      </w:r>
+    </w:p>
+    <w:p>
+      <w:pPr>
+        <w:shd w:val="clear" w:color="auto" w:fill="FFFFFF"/>
+        <w:rPr>
+          <w:rFonts w:ascii="Arial" w:hAnsi="Arial" w:cs="Arial"/>
+          <w:i/>
+          <w:color w:val="000000"/>
+          <w:sz w:val="20"/>
+          <w:szCs w:val="20"/>
+          <w:bdr w:val="none" w:sz="0" w:space="0" w:color="auto" w:frame="1"/>
+        </w:rPr>
+      </w:pPr>
+      <w:r>
+        <w:rPr>
+          <w:rFonts w:ascii="Arial" w:hAnsi="Arial" w:cs="Arial"/>
+          <w:i/>
+          <w:color w:val="000000"/>
+          <w:sz w:val="20"/>
+          <w:szCs w:val="20"/>
+          <w:bdr w:val="none" w:sz="0" w:space="0" w:color="auto" w:frame="1"/>
+        </w:rPr>
+        <w:t xml:space="preserve">This section presents a high-level overview of the anticipated system architecture using a </w:t>
+      </w:r>
+      <w:r>
+        <w:rPr>
+          <w:rFonts w:ascii="Arial" w:hAnsi="Arial" w:cs="Arial"/>
+          <w:b/>
+          <w:i/>
+          <w:color w:val="000000"/>
+          <w:sz w:val="20"/>
+          <w:szCs w:val="20"/>
+          <w:bdr w:val="none" w:sz="0" w:space="0" w:color="auto" w:frame="1"/>
+        </w:rPr>
+        <w:t>class</w:t>
+      </w:r>
+      <w:r>
+        <w:rPr>
+          <w:rFonts w:ascii="Arial" w:hAnsi="Arial" w:cs="Arial"/>
+          <w:i/>
+          <w:color w:val="000000"/>
+          <w:sz w:val="20"/>
+          <w:szCs w:val="20"/>
+          <w:bdr w:val="none" w:sz="0" w:space="0" w:color="auto" w:frame="1"/>
+        </w:rPr>
+        <w:t xml:space="preserve"> </w:t>
+      </w:r>
+      <w:r>
+        <w:rPr>
+          <w:rFonts w:ascii="Arial" w:hAnsi="Arial" w:cs="Arial"/>
+          <w:b/>
+          <w:i/>
+          <w:color w:val="000000"/>
+          <w:sz w:val="20"/>
+          <w:szCs w:val="20"/>
+          <w:bdr w:val="none" w:sz="0" w:space="0" w:color="auto" w:frame="1"/>
+        </w:rPr>
+        <w:t>diagram</w:t>
+      </w:r>
+      <w:r>
+        <w:rPr>
+          <w:rFonts w:ascii="Arial" w:hAnsi="Arial" w:cs="Arial"/>
+          <w:b/>
+          <w:i/>
+          <w:color w:val="000000"/>
+          <w:sz w:val="20"/>
+          <w:szCs w:val="20"/>
+          <w:bdr w:val="none" w:sz="0" w:space="0" w:color="auto" w:frame="1"/>
+        </w:rPr>
+        <w:t xml:space="preserve"> </w:t>
+      </w:r>
+      <w:r>
+        <w:rPr>
+          <w:rFonts w:ascii="Arial" w:hAnsi="Arial" w:cs="Arial"/>
+          <w:bCs/>
+          <w:i/>
+          <w:color w:val="000000"/>
+          <w:sz w:val="20"/>
+          <w:szCs w:val="20"/>
+          <w:bdr w:val="none" w:sz="0" w:space="0" w:color="auto" w:frame="1"/>
+        </w:rPr>
+        <w:t>and/or</w:t>
+      </w:r>
+      <w:r>
+        <w:rPr>
+          <w:rFonts w:ascii="Arial" w:hAnsi="Arial" w:cs="Arial"/>
+          <w:b/>
+          <w:i/>
+          <w:color w:val="000000"/>
+          <w:sz w:val="20"/>
+          <w:szCs w:val="20"/>
+          <w:bdr w:val="none" w:sz="0" w:space="0" w:color="auto" w:frame="1"/>
+        </w:rPr>
+        <w:t xml:space="preserve"> sequence diagrams</w:t>
+      </w:r>
+      <w:r>
+        <w:rPr>
+          <w:rFonts w:ascii="Arial" w:hAnsi="Arial" w:cs="Arial"/>
+          <w:i/>
+          <w:color w:val="000000"/>
+          <w:sz w:val="20"/>
+          <w:szCs w:val="20"/>
+          <w:bdr w:val="none" w:sz="0" w:space="0" w:color="auto" w:frame="1"/>
+        </w:rPr>
+        <w:t xml:space="preserve">. </w:t>
+      </w:r>
+    </w:p>
+    <w:p>
+      <w:pPr>
+        <w:shd w:val="clear" w:color="auto" w:fill="FFFFFF"/>
+        <w:rPr>
+          <w:rFonts w:ascii="Arial" w:hAnsi="Arial" w:cs="Arial"/>
+          <w:i/>
+          <w:color w:val="000000"/>
           <w:sz w:val="10"/>
           <w:szCs w:val="10"/>
           <w:bdr w:val="none" w:sz="0" w:space="0" w:color="auto" w:frame="1"/>
@@ -2714,31 +2426,7 @@
           <w:szCs w:val="20"/>
           <w:bdr w:val="none" w:sz="0" w:space="0" w:color="auto" w:frame="1"/>
         </w:rPr>
-        <w:t xml:space="preserve"> (i.e., you have classes or something that acts </w:t>
-      </w:r>
-      <w:proofErr w:type="gramStart"/>
-      <w:r>
-        <w:rPr>
-          <w:rFonts w:ascii="Arial" w:hAnsi="Arial" w:cs="Arial"/>
-          <w:i/>
-          <w:color w:val="000000"/>
-          <w:sz w:val="20"/>
-          <w:szCs w:val="20"/>
-          <w:bdr w:val="none" w:sz="0" w:space="0" w:color="auto" w:frame="1"/>
-        </w:rPr>
-        <w:t>similar to</w:t>
-      </w:r>
-      <w:proofErr w:type="gramEnd"/>
-      <w:r>
-        <w:rPr>
-          <w:rFonts w:ascii="Arial" w:hAnsi="Arial" w:cs="Arial"/>
-          <w:i/>
-          <w:color w:val="000000"/>
-          <w:sz w:val="20"/>
-          <w:szCs w:val="20"/>
-          <w:bdr w:val="none" w:sz="0" w:space="0" w:color="auto" w:frame="1"/>
-        </w:rPr>
-        <w:t xml:space="preserve"> classes in your system), then draw the </w:t>
+        <w:t xml:space="preserve"> (i.e., you have classes or something that acts similar to classes in your system), then draw the </w:t>
       </w:r>
       <w:r>
         <w:rPr>
@@ -2890,6 +2578,7 @@
           <w:szCs w:val="20"/>
           <w:bdr w:val="none" w:sz="0" w:space="0" w:color="auto" w:frame="1"/>
         </w:rPr>
+        <w:lastRenderedPageBreak/>
         <w:t xml:space="preserve">If the main </w:t>
       </w:r>
       <w:r>
@@ -3014,31 +2703,7 @@
           <w:szCs w:val="20"/>
           <w:bdr w:val="none" w:sz="0" w:space="0" w:color="auto" w:frame="1"/>
         </w:rPr>
-        <w:t xml:space="preserve">or anything </w:t>
-      </w:r>
-      <w:proofErr w:type="gramStart"/>
-      <w:r>
-        <w:rPr>
-          <w:rFonts w:ascii="Arial" w:hAnsi="Arial" w:cs="Arial"/>
-          <w:i/>
-          <w:color w:val="000000"/>
-          <w:sz w:val="20"/>
-          <w:szCs w:val="20"/>
-          <w:bdr w:val="none" w:sz="0" w:space="0" w:color="auto" w:frame="1"/>
-        </w:rPr>
-        <w:t>similar to</w:t>
-      </w:r>
-      <w:proofErr w:type="gramEnd"/>
-      <w:r>
-        <w:rPr>
-          <w:rFonts w:ascii="Arial" w:hAnsi="Arial" w:cs="Arial"/>
-          <w:i/>
-          <w:color w:val="000000"/>
-          <w:sz w:val="20"/>
-          <w:szCs w:val="20"/>
-          <w:bdr w:val="none" w:sz="0" w:space="0" w:color="auto" w:frame="1"/>
-        </w:rPr>
-        <w:t xml:space="preserve"> classes in your system</w:t>
+        <w:t>or anything similar to classes in your system</w:t>
       </w:r>
       <w:r>
         <w:rPr>
@@ -3185,19 +2850,7 @@
           <w:szCs w:val="20"/>
           <w:bdr w:val="none" w:sz="0" w:space="0" w:color="auto" w:frame="1"/>
         </w:rPr>
-        <w:t xml:space="preserve">, we will use a modified version of Sequence Diagrams, </w:t>
-      </w:r>
-      <w:r>
-        <w:rPr>
-          <w:rFonts w:ascii="Arial" w:hAnsi="Arial" w:cs="Arial"/>
-          <w:i/>
-          <w:color w:val="000000"/>
-          <w:sz w:val="20"/>
-          <w:szCs w:val="20"/>
-          <w:bdr w:val="none" w:sz="0" w:space="0" w:color="auto" w:frame="1"/>
-        </w:rPr>
-        <w:lastRenderedPageBreak/>
-        <w:t xml:space="preserve">where instead of objects, the lifelines will represent the </w:t>
+        <w:t xml:space="preserve">, we will use a modified version of Sequence Diagrams, where instead of objects, the lifelines will represent the </w:t>
       </w:r>
       <w:r>
         <w:rPr>
@@ -3984,31 +3637,7 @@
           <w:szCs w:val="20"/>
           <w:bdr w:val="none" w:sz="0" w:space="0" w:color="auto" w:frame="1"/>
         </w:rPr>
-        <w:t xml:space="preserve"> </w:t>
-      </w:r>
-      <w:proofErr w:type="gramStart"/>
-      <w:r>
-        <w:rPr>
-          <w:rFonts w:ascii="Arial" w:hAnsi="Arial" w:cs="Arial"/>
-          <w:i/>
-          <w:color w:val="000000"/>
-          <w:sz w:val="20"/>
-          <w:szCs w:val="20"/>
-          <w:bdr w:val="none" w:sz="0" w:space="0" w:color="auto" w:frame="1"/>
-        </w:rPr>
-        <w:t>similar to</w:t>
-      </w:r>
-      <w:proofErr w:type="gramEnd"/>
-      <w:r>
-        <w:rPr>
-          <w:rFonts w:ascii="Arial" w:hAnsi="Arial" w:cs="Arial"/>
-          <w:i/>
-          <w:color w:val="000000"/>
-          <w:sz w:val="20"/>
-          <w:szCs w:val="20"/>
-          <w:bdr w:val="none" w:sz="0" w:space="0" w:color="auto" w:frame="1"/>
-        </w:rPr>
-        <w:t xml:space="preserve"> classes in your system), then draw the </w:t>
+        <w:t xml:space="preserve"> similar to classes in your system), then draw the </w:t>
       </w:r>
       <w:r>
         <w:rPr>
@@ -4298,31 +3927,7 @@
           <w:szCs w:val="20"/>
           <w:bdr w:val="none" w:sz="0" w:space="0" w:color="auto" w:frame="1"/>
         </w:rPr>
-        <w:t xml:space="preserve">or anything </w:t>
-      </w:r>
-      <w:proofErr w:type="gramStart"/>
-      <w:r>
-        <w:rPr>
-          <w:rFonts w:ascii="Arial" w:hAnsi="Arial" w:cs="Arial"/>
-          <w:i/>
-          <w:color w:val="000000"/>
-          <w:sz w:val="20"/>
-          <w:szCs w:val="20"/>
-          <w:bdr w:val="none" w:sz="0" w:space="0" w:color="auto" w:frame="1"/>
-        </w:rPr>
-        <w:t>similar to</w:t>
-      </w:r>
-      <w:proofErr w:type="gramEnd"/>
-      <w:r>
-        <w:rPr>
-          <w:rFonts w:ascii="Arial" w:hAnsi="Arial" w:cs="Arial"/>
-          <w:i/>
-          <w:color w:val="000000"/>
-          <w:sz w:val="20"/>
-          <w:szCs w:val="20"/>
-          <w:bdr w:val="none" w:sz="0" w:space="0" w:color="auto" w:frame="1"/>
-        </w:rPr>
-        <w:t xml:space="preserve"> classes in your system</w:t>
+        <w:t>or anything similar to classes in your system</w:t>
       </w:r>
       <w:r>
         <w:rPr>
@@ -5269,29 +4874,7 @@
           <w:szCs w:val="20"/>
           <w:bdr w:val="none" w:sz="0" w:space="0" w:color="auto" w:frame="1"/>
         </w:rPr>
-        <w:t xml:space="preserve">We also plan on using </w:t>
-      </w:r>
-      <w:proofErr w:type="spellStart"/>
-      <w:r>
-        <w:rPr>
-          <w:rFonts w:ascii="Arial" w:hAnsi="Arial" w:cs="Arial"/>
-          <w:color w:val="000000"/>
-          <w:sz w:val="20"/>
-          <w:szCs w:val="20"/>
-          <w:bdr w:val="none" w:sz="0" w:space="0" w:color="auto" w:frame="1"/>
-        </w:rPr>
-        <w:t>javascript</w:t>
-      </w:r>
-      <w:proofErr w:type="spellEnd"/>
-      <w:r>
-        <w:rPr>
-          <w:rFonts w:ascii="Arial" w:hAnsi="Arial" w:cs="Arial"/>
-          <w:color w:val="000000"/>
-          <w:sz w:val="20"/>
-          <w:szCs w:val="20"/>
-          <w:bdr w:val="none" w:sz="0" w:space="0" w:color="auto" w:frame="1"/>
-        </w:rPr>
-        <w:t xml:space="preserve"> for the implementation of the FSU Map API.</w:t>
+        <w:t>We also plan on using javascript for the implementation of the FSU Map API.</w:t>
       </w:r>
       <w:r>
         <w:rPr>

--- a/RD_Template.docx
+++ b/RD_Template.docx
@@ -1833,6 +1833,27 @@
         <w:shd w:val="clear" w:color="auto" w:fill="FFFFFF"/>
         <w:rPr>
           <w:rFonts w:ascii="Arial" w:hAnsi="Arial" w:cs="Arial"/>
+          <w:i/>
+          <w:color w:val="000000"/>
+          <w:sz w:val="20"/>
+          <w:szCs w:val="20"/>
+          <w:bdr w:val="none" w:sz="0" w:space="0" w:color="auto" w:frame="1"/>
+        </w:rPr>
+      </w:pPr>
+      <w:r>
+        <w:rPr>
+          <w:rFonts w:ascii="Arial" w:hAnsi="Arial" w:cs="Arial"/>
+          <w:i/>
+          <w:color w:val="000000"/>
+          <w:sz w:val="20"/>
+          <w:szCs w:val="20"/>
+          <w:bdr w:val="none" w:sz="0" w:space="0" w:color="auto" w:frame="1"/>
+        </w:rPr>
+        <w:tab/>
+      </w:r>
+      <w:r>
+        <w:rPr>
+          <w:rFonts w:ascii="Arial" w:hAnsi="Arial" w:cs="Arial"/>
           <w:b/>
           <w:bCs/>
           <w:iCs/>
@@ -1841,17 +1862,7 @@
           <w:szCs w:val="20"/>
           <w:bdr w:val="none" w:sz="0" w:space="0" w:color="auto" w:frame="1"/>
         </w:rPr>
-      </w:pPr>
-      <w:r>
-        <w:rPr>
-          <w:rFonts w:ascii="Arial" w:hAnsi="Arial" w:cs="Arial"/>
-          <w:i/>
-          <w:color w:val="000000"/>
-          <w:sz w:val="20"/>
-          <w:szCs w:val="20"/>
-          <w:bdr w:val="none" w:sz="0" w:space="0" w:color="auto" w:frame="1"/>
-        </w:rPr>
-        <w:tab/>
+        <w:t xml:space="preserve">We have two groups, Student and RSO admin.  Both are able to register, login and log out of the application. Students will be able to add, delete, and view their own schedule which will have any events that are going on for them be it school, personal, or event related. The events that they can add are added to the DB by the RSO admin, who can create events, delete events, and other functionality. These events and schedule are connected in a way so that if an RSO admin decided to delete an event from happening it should be updated in the student’s schedule to get rid of that event. But not the other way around. The students is also able to make a friend group consisting of their friend that they have sent a request to. They are also able to accept the request to be a friend. </w:t>
       </w:r>
       <w:r>
         <w:rPr>
@@ -1864,21 +1875,8 @@
           <w:szCs w:val="20"/>
           <w:bdr w:val="none" w:sz="0" w:space="0" w:color="auto" w:frame="1"/>
         </w:rPr>
-        <w:t>We have two groups, Student and RSO admin.  Both are able to register, login and log out of the application. Students will be able to add, delete, and view their own schedule which will have any events that are going on for them be it school, personal, or event related. The events that they can add are added to the DB by the RSO admin, who can create events, delete events, and other functionality. These events and schedule are connected in a way so that if an RSO admin decided to delete an event from happening it should be updated in the student’s schedule to get rid of that event. But not the other way around. The students is also able to make a friend group consisting of their friend that they have sent a request to. They are also able to accept the request to be a friend. If they remove a friend that shouldn’t affect the group they are in (ex: if a friend is removed from their friend list that does not mean they should be removed from the group as those are 2 separate things)</w:t>
-      </w:r>
-    </w:p>
-    <w:p>
-      <w:pPr>
-        <w:shd w:val="clear" w:color="auto" w:fill="FFFFFF"/>
-        <w:rPr>
-          <w:rFonts w:ascii="Arial" w:hAnsi="Arial" w:cs="Arial"/>
-          <w:i/>
-          <w:color w:val="000000"/>
-          <w:sz w:val="20"/>
-          <w:szCs w:val="20"/>
-          <w:bdr w:val="none" w:sz="0" w:space="0" w:color="auto" w:frame="1"/>
-        </w:rPr>
-      </w:pPr>
+        <w:t xml:space="preserve">They can also create a group of friends, choosing which friends they currently have to be added to the group. Each individual person is also able to leave the group, but should still remain friends on the list. </w:t>
+      </w:r>
     </w:p>
     <w:p>
       <w:pPr>
@@ -4874,7 +4872,29 @@
           <w:szCs w:val="20"/>
           <w:bdr w:val="none" w:sz="0" w:space="0" w:color="auto" w:frame="1"/>
         </w:rPr>
-        <w:t>We also plan on using javascript for the implementation of the FSU Map API.</w:t>
+        <w:t xml:space="preserve">We also plan on using </w:t>
+      </w:r>
+      <w:proofErr w:type="spellStart"/>
+      <w:r>
+        <w:rPr>
+          <w:rFonts w:ascii="Arial" w:hAnsi="Arial" w:cs="Arial"/>
+          <w:color w:val="000000"/>
+          <w:sz w:val="20"/>
+          <w:szCs w:val="20"/>
+          <w:bdr w:val="none" w:sz="0" w:space="0" w:color="auto" w:frame="1"/>
+        </w:rPr>
+        <w:t>javascript</w:t>
+      </w:r>
+      <w:proofErr w:type="spellEnd"/>
+      <w:r>
+        <w:rPr>
+          <w:rFonts w:ascii="Arial" w:hAnsi="Arial" w:cs="Arial"/>
+          <w:color w:val="000000"/>
+          <w:sz w:val="20"/>
+          <w:szCs w:val="20"/>
+          <w:bdr w:val="none" w:sz="0" w:space="0" w:color="auto" w:frame="1"/>
+        </w:rPr>
+        <w:t xml:space="preserve"> for the implementation of the FSU Map API.</w:t>
       </w:r>
       <w:r>
         <w:rPr>
